--- a/交互产品开发/Output/教案/教案_第4周_假设驱动与MVP构建.docx
+++ b/交互产品开发/Output/教案/教案_第4周_假设驱动与MVP构建.docx
@@ -322,7 +322,7 @@
                 <w:kern w:val="0"/>
                 <w:sz w:val="24"/>
               </w:rPr>
-              <w:t xml:space="preserve">2023级数字媒体艺术影视班：第 4 周，周三2-5节</w:t>
+              <w:t xml:space="preserve">2023级数字媒体艺术影视班：第 12 周，周四2-5节</w:t>
             </w:r>
           </w:p>
         </w:tc>
@@ -832,7 +832,7 @@
                 <w:kern w:val="0"/>
                 <w:sz w:val="24"/>
               </w:rPr>
-              <w:t xml:space="preserve">必读书目：</w:t>
+              <w:t xml:space="preserve">课前指定阅读教材与章节：</w:t>
             </w:r>
           </w:p>
           <w:p>
@@ -856,7 +856,7 @@
                 <w:kern w:val="0"/>
                 <w:sz w:val="24"/>
               </w:rPr>
-              <w:t xml:space="preserve">Yvonne Rogers, Helen Sharp, Jennifer Preece 著；刘晓晖 等译：交互设计：超越人机交互（原书第5版）[M]. 机械工业出版社, 2020.</w:t>
+              <w:t xml:space="preserve">《精益 UX：设计伟大产品的敏捷反求方法 (Lean UX)》第十章 方格6：假设；第十一章 方格7：我们最需要了解什么？；第十二章 方格8：MVP与实验</w:t>
             </w:r>
           </w:p>
         </w:tc>

--- a/交互产品开发/Output/教案/教案_第4周_假设驱动与MVP构建.docx
+++ b/交互产品开发/Output/教案/教案_第4周_假设驱动与MVP构建.docx
@@ -36,8 +36,8 @@
       </w:tblPr>
       <w:tblGrid>
         <w:gridCol w:w="1246"/>
-        <w:gridCol w:w="3894"/>
-        <w:gridCol w:w="3810"/>
+        <w:gridCol w:w="1740"/>
+        <w:gridCol w:w="5964"/>
       </w:tblGrid>
       <w:tr>
         <w:trPr>
@@ -66,15 +66,15 @@
               <w:jc w:val="center"/>
               <w:rPr>
                 <w:rFonts w:ascii="FangSong_GB2312" w:eastAsia="FangSong_GB2312" w:hAnsi="FangSong_GB2312" w:cs="FangSong_GB2312"/>
-                <w:color w:val="333333"/>
-                <w:kern w:val="0"/>
-                <w:sz w:val="24"/>
-              </w:rPr>
-            </w:pPr>
-            <w:r>
-              <w:rPr>
-                <w:rFonts w:ascii="FangSong_GB2312" w:eastAsia="FangSong_GB2312" w:hAnsi="FangSong_GB2312" w:cs="FangSong_GB2312" w:hint="eastAsia"/>
-                <w:color w:val="FF0000"/>
+                <w:color w:val="000000"/>
+                <w:kern w:val="0"/>
+                <w:sz w:val="24"/>
+              </w:rPr>
+            </w:pPr>
+            <w:r>
+              <w:rPr>
+                <w:rFonts w:ascii="FangSong_GB2312" w:eastAsia="FangSong_GB2312" w:hAnsi="FangSong_GB2312" w:cs="FangSong_GB2312" w:hint="eastAsia"/>
+                <w:color w:val="000000"/>
                 <w:kern w:val="0"/>
                 <w:sz w:val="24"/>
               </w:rPr>
@@ -106,19 +106,19 @@
               <w:jc w:val="center"/>
               <w:rPr>
                 <w:rFonts w:ascii="FangSong_GB2312" w:eastAsia="FangSong_GB2312" w:hAnsi="FangSong_GB2312" w:cs="FangSong_GB2312"/>
-                <w:color w:val="333333"/>
-                <w:kern w:val="0"/>
-                <w:sz w:val="24"/>
-              </w:rPr>
-            </w:pPr>
-            <w:r>
-              <w:rPr>
-                <w:rFonts w:ascii="FangSong_GB2312" w:eastAsia="FangSong_GB2312" w:hAnsi="FangSong_GB2312" w:cs="FangSong_GB2312" w:hint="eastAsia"/>
-                <w:color w:val="FF0000"/>
-                <w:kern w:val="0"/>
-                <w:sz w:val="24"/>
-              </w:rPr>
-              <w:t xml:space="preserve">项目四  假设驱动与MVP构建</w:t>
+                <w:color w:val="000000"/>
+                <w:kern w:val="0"/>
+                <w:sz w:val="24"/>
+              </w:rPr>
+            </w:pPr>
+            <w:r>
+              <w:rPr>
+                <w:rFonts w:ascii="FangSong_GB2312" w:eastAsia="FangSong_GB2312" w:hAnsi="FangSong_GB2312" w:cs="FangSong_GB2312" w:hint="eastAsia"/>
+                <w:color w:val="000000"/>
+                <w:kern w:val="0"/>
+                <w:sz w:val="24"/>
+              </w:rPr>
+              <w:t xml:space="preserve">第4章  假设驱动与MVP构建</w:t>
             </w:r>
           </w:p>
         </w:tc>
@@ -150,15 +150,15 @@
               <w:jc w:val="center"/>
               <w:rPr>
                 <w:rFonts w:ascii="FangSong_GB2312" w:eastAsia="FangSong_GB2312" w:hAnsi="FangSong_GB2312" w:cs="FangSong_GB2312"/>
-                <w:color w:val="333333"/>
-                <w:kern w:val="0"/>
-                <w:sz w:val="24"/>
-              </w:rPr>
-            </w:pPr>
-            <w:r>
-              <w:rPr>
-                <w:rFonts w:ascii="FangSong_GB2312" w:eastAsia="FangSong_GB2312" w:hAnsi="FangSong_GB2312" w:cs="FangSong_GB2312" w:hint="eastAsia"/>
-                <w:color w:val="FF0000"/>
+                <w:color w:val="000000"/>
+                <w:kern w:val="0"/>
+                <w:sz w:val="24"/>
+              </w:rPr>
+            </w:pPr>
+            <w:r>
+              <w:rPr>
+                <w:rFonts w:ascii="FangSong_GB2312" w:eastAsia="FangSong_GB2312" w:hAnsi="FangSong_GB2312" w:cs="FangSong_GB2312" w:hint="eastAsia"/>
+                <w:color w:val="000000"/>
                 <w:kern w:val="0"/>
                 <w:sz w:val="24"/>
               </w:rPr>
@@ -190,15 +190,15 @@
               <w:jc w:val="center"/>
               <w:rPr>
                 <w:rFonts w:ascii="FangSong_GB2312" w:eastAsia="FangSong_GB2312" w:hAnsi="FangSong_GB2312" w:cs="FangSong_GB2312"/>
-                <w:color w:val="333333"/>
-                <w:kern w:val="0"/>
-                <w:sz w:val="24"/>
-              </w:rPr>
-            </w:pPr>
-            <w:r>
-              <w:rPr>
-                <w:rFonts w:ascii="FangSong_GB2312" w:eastAsia="FangSong_GB2312" w:hAnsi="FangSong_GB2312" w:cs="FangSong_GB2312" w:hint="eastAsia"/>
-                <w:color w:val="FF0000"/>
+                <w:color w:val="000000"/>
+                <w:kern w:val="0"/>
+                <w:sz w:val="24"/>
+              </w:rPr>
+            </w:pPr>
+            <w:r>
+              <w:rPr>
+                <w:rFonts w:ascii="FangSong_GB2312" w:eastAsia="FangSong_GB2312" w:hAnsi="FangSong_GB2312" w:cs="FangSong_GB2312" w:hint="eastAsia"/>
+                <w:color w:val="000000"/>
                 <w:kern w:val="0"/>
                 <w:sz w:val="24"/>
               </w:rPr>
@@ -213,15 +213,15 @@
               <w:jc w:val="center"/>
               <w:rPr>
                 <w:rFonts w:ascii="FangSong_GB2312" w:eastAsia="FangSong_GB2312" w:hAnsi="FangSong_GB2312" w:cs="FangSong_GB2312"/>
-                <w:color w:val="333333"/>
-                <w:kern w:val="0"/>
-                <w:sz w:val="24"/>
-              </w:rPr>
-            </w:pPr>
-            <w:r>
-              <w:rPr>
-                <w:rFonts w:ascii="FangSong_GB2312" w:eastAsia="FangSong_GB2312" w:hAnsi="FangSong_GB2312" w:cs="FangSong_GB2312" w:hint="eastAsia"/>
-                <w:color w:val="FF0000"/>
+                <w:color w:val="000000"/>
+                <w:kern w:val="0"/>
+                <w:sz w:val="24"/>
+              </w:rPr>
+            </w:pPr>
+            <w:r>
+              <w:rPr>
+                <w:rFonts w:ascii="FangSong_GB2312" w:eastAsia="FangSong_GB2312" w:hAnsi="FangSong_GB2312" w:cs="FangSong_GB2312" w:hint="eastAsia"/>
+                <w:color w:val="000000"/>
                 <w:kern w:val="0"/>
                 <w:sz w:val="24"/>
               </w:rPr>
@@ -943,7 +943,7 @@
                 <w:kern w:val="0"/>
                 <w:sz w:val="24"/>
               </w:rPr>
-              <w:t xml:space="preserve">理论讲授、案例复盘、MVP 清单讨论与决策</w:t>
+              <w:t xml:space="preserve">项目导引、案例复盘、MVP 清单讨论与决策</w:t>
             </w:r>
           </w:p>
         </w:tc>
@@ -998,7 +998,7 @@
         </w:tc>
         <w:tc>
           <w:tcPr>
-            <w:tcW w:w="3894" w:type="dxa"/>
+            <w:tcW w:w="1740" w:type="dxa"/>
             <w:tcBorders>
               <w:top w:val="single" w:sz="4" w:space="0" w:color="auto"/>
               <w:left w:val="single" w:sz="4" w:space="0" w:color="auto"/>
@@ -1033,7 +1033,7 @@
         </w:tc>
         <w:tc>
           <w:tcPr>
-            <w:tcW w:w="3810" w:type="dxa"/>
+            <w:tcW w:w="5964" w:type="dxa"/>
             <w:tcBorders>
               <w:top w:val="single" w:sz="4" w:space="0" w:color="auto"/>
               <w:left w:val="single" w:sz="4" w:space="0" w:color="auto"/>
@@ -1093,7 +1093,7 @@
         </w:tc>
         <w:tc>
           <w:tcPr>
-            <w:tcW w:w="3894" w:type="dxa"/>
+            <w:tcW w:w="1740" w:type="dxa"/>
             <w:tcBorders>
               <w:top w:val="single" w:sz="4" w:space="0" w:color="auto"/>
               <w:left w:val="single" w:sz="4" w:space="0" w:color="auto"/>
@@ -1128,7 +1128,7 @@
         </w:tc>
         <w:tc>
           <w:tcPr>
-            <w:tcW w:w="3810" w:type="dxa"/>
+            <w:tcW w:w="5964" w:type="dxa"/>
             <w:tcBorders>
               <w:top w:val="single" w:sz="4" w:space="0" w:color="auto"/>
               <w:left w:val="single" w:sz="4" w:space="0" w:color="auto"/>
@@ -1158,47 +1158,87 @@
                 <w:kern w:val="0"/>
                 <w:sz w:val="24"/>
               </w:rPr>
-              <w:t xml:space="preserve">【教学组织】各组汇报 JTBD 访谈发现，提炼共性痛点</w:t>
-            </w:r>
-          </w:p>
-          <w:p>
-            <w:pPr>
-              <w:widowControl/>
-              <w:spacing w:line="400" w:lineRule="exact"/>
-              <w:jc w:val="left"/>
-              <w:rPr>
-                <w:rFonts w:ascii="FangSong_GB2312" w:eastAsia="FangSong_GB2312" w:hAnsi="FangSong_GB2312" w:cs="FangSong_GB2312"/>
-                <w:kern w:val="0"/>
-                <w:sz w:val="24"/>
-              </w:rPr>
-            </w:pPr>
-            <w:r>
-              <w:rPr>
-                <w:rFonts w:ascii="FangSong_GB2312" w:eastAsia="FangSong_GB2312" w:hAnsi="FangSong_GB2312" w:cs="FangSong_GB2312" w:hint="eastAsia"/>
-                <w:kern w:val="0"/>
-                <w:sz w:val="24"/>
-              </w:rPr>
-              <w:t xml:space="preserve">【教学方法】理论讲授、案例复盘、MVP 清单讨论与决策</w:t>
-            </w:r>
-          </w:p>
-          <w:p>
-            <w:pPr>
-              <w:widowControl/>
-              <w:spacing w:line="400" w:lineRule="exact"/>
-              <w:jc w:val="left"/>
-              <w:rPr>
-                <w:rFonts w:ascii="FangSong_GB2312" w:eastAsia="FangSong_GB2312" w:hAnsi="FangSong_GB2312" w:cs="FangSong_GB2312"/>
-                <w:kern w:val="0"/>
-                <w:sz w:val="24"/>
-              </w:rPr>
-            </w:pPr>
-            <w:r>
-              <w:rPr>
-                <w:rFonts w:ascii="FangSong_GB2312" w:eastAsia="FangSong_GB2312" w:hAnsi="FangSong_GB2312" w:cs="FangSong_GB2312" w:hint="eastAsia"/>
-                <w:kern w:val="0"/>
-                <w:sz w:val="24"/>
-              </w:rPr>
-              <w:t xml:space="preserve">【时间安排】约15分钟（0.3理论学时）</w:t>
+              <w:t xml:space="preserve">【教学组织】上次课知识回顾:</w:t>
+            </w:r>
+          </w:p>
+          <w:p>
+            <w:pPr>
+              <w:widowControl/>
+              <w:spacing w:line="400" w:lineRule="exact"/>
+              <w:jc w:val="left"/>
+              <w:rPr>
+                <w:rFonts w:ascii="FangSong_GB2312" w:eastAsia="FangSong_GB2312" w:hAnsi="FangSong_GB2312" w:cs="FangSong_GB2312"/>
+                <w:kern w:val="0"/>
+                <w:sz w:val="24"/>
+              </w:rPr>
+            </w:pPr>
+            <w:r>
+              <w:rPr>
+                <w:rFonts w:ascii="FangSong_GB2312" w:eastAsia="FangSong_GB2312" w:hAnsi="FangSong_GB2312" w:cs="FangSong_GB2312" w:hint="eastAsia"/>
+                <w:kern w:val="0"/>
+                <w:sz w:val="24"/>
+              </w:rPr>
+              <w:t xml:space="preserve">1. JTBD 访谈方法，提炼共性痛点</w:t>
+            </w:r>
+          </w:p>
+          <w:p>
+            <w:pPr>
+              <w:widowControl/>
+              <w:spacing w:line="400" w:lineRule="exact"/>
+              <w:jc w:val="left"/>
+              <w:rPr>
+                <w:rFonts w:ascii="FangSong_GB2312" w:eastAsia="FangSong_GB2312" w:hAnsi="FangSong_GB2312" w:cs="FangSong_GB2312"/>
+                <w:kern w:val="0"/>
+                <w:sz w:val="24"/>
+              </w:rPr>
+            </w:pPr>
+            <w:r>
+              <w:rPr>
+                <w:rFonts w:ascii="FangSong_GB2312" w:eastAsia="FangSong_GB2312" w:hAnsi="FangSong_GB2312" w:cs="FangSong_GB2312" w:hint="eastAsia"/>
+                <w:kern w:val="0"/>
+                <w:sz w:val="24"/>
+              </w:rPr>
+              <w:t xml:space="preserve">2. 检查学生对前置知识的掌握情况，建立新旧知识的逻辑桥梁。</w:t>
+            </w:r>
+          </w:p>
+          <w:p>
+            <w:pPr>
+              <w:widowControl/>
+              <w:spacing w:line="400" w:lineRule="exact"/>
+              <w:jc w:val="left"/>
+              <w:rPr>
+                <w:rFonts w:ascii="FangSong_GB2312" w:eastAsia="FangSong_GB2312" w:hAnsi="FangSong_GB2312" w:cs="FangSong_GB2312"/>
+                <w:kern w:val="0"/>
+                <w:sz w:val="24"/>
+              </w:rPr>
+            </w:pPr>
+            <w:r>
+              <w:rPr>
+                <w:rFonts w:ascii="FangSong_GB2312" w:eastAsia="FangSong_GB2312" w:hAnsi="FangSong_GB2312" w:cs="FangSong_GB2312" w:hint="eastAsia"/>
+                <w:kern w:val="0"/>
+                <w:sz w:val="24"/>
+              </w:rPr>
+              <w:t xml:space="preserve">【教学方法】项目导引、案例复盘、MVP 清单讨论与决策</w:t>
+            </w:r>
+          </w:p>
+          <w:p>
+            <w:pPr>
+              <w:widowControl/>
+              <w:spacing w:line="400" w:lineRule="exact"/>
+              <w:jc w:val="left"/>
+              <w:rPr>
+                <w:rFonts w:ascii="FangSong_GB2312" w:eastAsia="FangSong_GB2312" w:hAnsi="FangSong_GB2312" w:cs="FangSong_GB2312"/>
+                <w:kern w:val="0"/>
+                <w:sz w:val="24"/>
+              </w:rPr>
+            </w:pPr>
+            <w:r>
+              <w:rPr>
+                <w:rFonts w:ascii="FangSong_GB2312" w:eastAsia="FangSong_GB2312" w:hAnsi="FangSong_GB2312" w:cs="FangSong_GB2312" w:hint="eastAsia"/>
+                <w:kern w:val="0"/>
+                <w:sz w:val="24"/>
+              </w:rPr>
+              <w:t xml:space="preserve">【时间安排】约15分钟（0.3实践学时）</w:t>
             </w:r>
           </w:p>
           <w:p>
@@ -1249,7 +1289,7 @@
         </w:tc>
         <w:tc>
           <w:tcPr>
-            <w:tcW w:w="3894" w:type="dxa"/>
+            <w:tcW w:w="1740" w:type="dxa"/>
             <w:tcBorders>
               <w:top w:val="single" w:sz="4" w:space="0" w:color="auto"/>
               <w:left w:val="single" w:sz="4" w:space="0" w:color="auto"/>
@@ -1285,7 +1325,7 @@
         </w:tc>
         <w:tc>
           <w:tcPr>
-            <w:tcW w:w="3810" w:type="dxa"/>
+            <w:tcW w:w="5964" w:type="dxa"/>
             <w:tcBorders>
               <w:top w:val="single" w:sz="4" w:space="0" w:color="auto"/>
               <w:left w:val="single" w:sz="4" w:space="0" w:color="auto"/>
@@ -1315,47 +1355,107 @@
                 <w:kern w:val="0"/>
                 <w:sz w:val="24"/>
               </w:rPr>
-              <w:t xml:space="preserve">【教学组织】对比'功能臃肿的失败产品 vs 极简 MVP 的成功案例'，引出做减法的智慧</w:t>
-            </w:r>
-          </w:p>
-          <w:p>
-            <w:pPr>
-              <w:widowControl/>
-              <w:spacing w:line="400" w:lineRule="exact"/>
-              <w:jc w:val="left"/>
-              <w:rPr>
-                <w:rFonts w:ascii="FangSong_GB2312" w:eastAsia="FangSong_GB2312" w:hAnsi="FangSong_GB2312" w:cs="FangSong_GB2312"/>
-                <w:kern w:val="0"/>
-                <w:sz w:val="24"/>
-              </w:rPr>
-            </w:pPr>
-            <w:r>
-              <w:rPr>
-                <w:rFonts w:ascii="FangSong_GB2312" w:eastAsia="FangSong_GB2312" w:hAnsi="FangSong_GB2312" w:cs="FangSong_GB2312" w:hint="eastAsia"/>
-                <w:kern w:val="0"/>
-                <w:sz w:val="24"/>
-              </w:rPr>
-              <w:t xml:space="preserve">【教学方法】理论讲授、案例复盘、MVP 清单讨论与决策</w:t>
-            </w:r>
-          </w:p>
-          <w:p>
-            <w:pPr>
-              <w:widowControl/>
-              <w:spacing w:line="400" w:lineRule="exact"/>
-              <w:jc w:val="left"/>
-              <w:rPr>
-                <w:rFonts w:ascii="FangSong_GB2312" w:eastAsia="FangSong_GB2312" w:hAnsi="FangSong_GB2312" w:cs="FangSong_GB2312"/>
-                <w:kern w:val="0"/>
-                <w:sz w:val="24"/>
-              </w:rPr>
-            </w:pPr>
-            <w:r>
-              <w:rPr>
-                <w:rFonts w:ascii="FangSong_GB2312" w:eastAsia="FangSong_GB2312" w:hAnsi="FangSong_GB2312" w:cs="FangSong_GB2312" w:hint="eastAsia"/>
-                <w:kern w:val="0"/>
-                <w:sz w:val="24"/>
-              </w:rPr>
-              <w:t xml:space="preserve">【时间安排】约10分钟（0.2理论学时）</w:t>
+              <w:t xml:space="preserve">【教学组织】课程情境导入:</w:t>
+            </w:r>
+          </w:p>
+          <w:p>
+            <w:pPr>
+              <w:widowControl/>
+              <w:spacing w:line="400" w:lineRule="exact"/>
+              <w:jc w:val="left"/>
+              <w:rPr>
+                <w:rFonts w:ascii="FangSong_GB2312" w:eastAsia="FangSong_GB2312" w:hAnsi="FangSong_GB2312" w:cs="FangSong_GB2312"/>
+                <w:kern w:val="0"/>
+                <w:sz w:val="24"/>
+              </w:rPr>
+            </w:pPr>
+            <w:r>
+              <w:rPr>
+                <w:rFonts w:ascii="FangSong_GB2312" w:eastAsia="FangSong_GB2312" w:hAnsi="FangSong_GB2312" w:cs="FangSong_GB2312" w:hint="eastAsia"/>
+                <w:kern w:val="0"/>
+                <w:sz w:val="24"/>
+              </w:rPr>
+              <w:t xml:space="preserve">1. 对比'功能臃肿的失败产品 vs 极简 MVP 的成功案例'，引出做减法的智慧</w:t>
+            </w:r>
+          </w:p>
+          <w:p>
+            <w:pPr>
+              <w:widowControl/>
+              <w:spacing w:line="400" w:lineRule="exact"/>
+              <w:jc w:val="left"/>
+              <w:rPr>
+                <w:rFonts w:ascii="FangSong_GB2312" w:eastAsia="FangSong_GB2312" w:hAnsi="FangSong_GB2312" w:cs="FangSong_GB2312"/>
+                <w:kern w:val="0"/>
+                <w:sz w:val="24"/>
+              </w:rPr>
+            </w:pPr>
+            <w:r>
+              <w:rPr>
+                <w:rFonts w:ascii="FangSong_GB2312" w:eastAsia="FangSong_GB2312" w:hAnsi="FangSong_GB2312" w:cs="FangSong_GB2312" w:hint="eastAsia"/>
+                <w:kern w:val="0"/>
+                <w:sz w:val="24"/>
+              </w:rPr>
+              <w:t xml:space="preserve">2. 明确本节课核心聚焦点：从痛点洞察到假设声明与 MVP 核心功能边界的收敛</w:t>
+            </w:r>
+          </w:p>
+          <w:p>
+            <w:pPr>
+              <w:widowControl/>
+              <w:spacing w:line="400" w:lineRule="exact"/>
+              <w:jc w:val="left"/>
+              <w:rPr>
+                <w:rFonts w:ascii="FangSong_GB2312" w:eastAsia="FangSong_GB2312" w:hAnsi="FangSong_GB2312" w:cs="FangSong_GB2312"/>
+                <w:kern w:val="0"/>
+                <w:sz w:val="24"/>
+              </w:rPr>
+            </w:pPr>
+            <w:r>
+              <w:rPr>
+                <w:rFonts w:ascii="FangSong_GB2312" w:eastAsia="FangSong_GB2312" w:hAnsi="FangSong_GB2312" w:cs="FangSong_GB2312" w:hint="eastAsia"/>
+                <w:kern w:val="0"/>
+                <w:sz w:val="24"/>
+              </w:rPr>
+              <w:t xml:space="preserve">3. 激发学生学习动机与探索兴趣。</w:t>
+            </w:r>
+          </w:p>
+          <w:p>
+            <w:pPr>
+              <w:widowControl/>
+              <w:spacing w:line="400" w:lineRule="exact"/>
+              <w:jc w:val="left"/>
+              <w:rPr>
+                <w:rFonts w:ascii="FangSong_GB2312" w:eastAsia="FangSong_GB2312" w:hAnsi="FangSong_GB2312" w:cs="FangSong_GB2312"/>
+                <w:kern w:val="0"/>
+                <w:sz w:val="24"/>
+              </w:rPr>
+            </w:pPr>
+            <w:r>
+              <w:rPr>
+                <w:rFonts w:ascii="FangSong_GB2312" w:eastAsia="FangSong_GB2312" w:hAnsi="FangSong_GB2312" w:cs="FangSong_GB2312" w:hint="eastAsia"/>
+                <w:kern w:val="0"/>
+                <w:sz w:val="24"/>
+              </w:rPr>
+              <w:t xml:space="preserve">【教学方法】项目导引、案例复盘、MVP 清单讨论与决策</w:t>
+            </w:r>
+          </w:p>
+          <w:p>
+            <w:pPr>
+              <w:widowControl/>
+              <w:spacing w:line="400" w:lineRule="exact"/>
+              <w:jc w:val="left"/>
+              <w:rPr>
+                <w:rFonts w:ascii="FangSong_GB2312" w:eastAsia="FangSong_GB2312" w:hAnsi="FangSong_GB2312" w:cs="FangSong_GB2312"/>
+                <w:kern w:val="0"/>
+                <w:sz w:val="24"/>
+              </w:rPr>
+            </w:pPr>
+            <w:r>
+              <w:rPr>
+                <w:rFonts w:ascii="FangSong_GB2312" w:eastAsia="FangSong_GB2312" w:hAnsi="FangSong_GB2312" w:cs="FangSong_GB2312" w:hint="eastAsia"/>
+                <w:kern w:val="0"/>
+                <w:sz w:val="24"/>
+              </w:rPr>
+              <w:t xml:space="preserve">【时间安排】约10分钟（0.2实践学时）</w:t>
             </w:r>
           </w:p>
           <w:p>
@@ -1406,7 +1506,7 @@
         </w:tc>
         <w:tc>
           <w:tcPr>
-            <w:tcW w:w="3894" w:type="dxa"/>
+            <w:tcW w:w="1740" w:type="dxa"/>
             <w:tcBorders>
               <w:top w:val="single" w:sz="4" w:space="0" w:color="auto"/>
               <w:left w:val="single" w:sz="4" w:space="0" w:color="auto"/>
@@ -1435,13 +1535,21 @@
                 <w:kern w:val="0"/>
                 <w:sz w:val="24"/>
               </w:rPr>
-              <w:t>新课讲授</w:t>
-            </w:r>
-          </w:p>
-        </w:tc>
-        <w:tc>
-          <w:tcPr>
-            <w:tcW w:w="3810" w:type="dxa"/>
+              <w:t>新课</w:t>
+            </w:r>
+            <w:r>
+              <w:rPr>
+                <w:rFonts w:ascii="FangSong_GB2312" w:eastAsia="FangSong_GB2312" w:hAnsi="FangSong_GB2312" w:cs="FangSong_GB2312" w:hint="eastAsia"/>
+                <w:kern w:val="0"/>
+                <w:sz w:val="24"/>
+              </w:rPr>
+              <w:t>演示</w:t>
+            </w:r>
+          </w:p>
+        </w:tc>
+        <w:tc>
+          <w:tcPr>
+            <w:tcW w:w="5964" w:type="dxa"/>
             <w:tcBorders>
               <w:top w:val="single" w:sz="4" w:space="0" w:color="auto"/>
               <w:left w:val="single" w:sz="4" w:space="0" w:color="auto"/>
@@ -1471,47 +1579,127 @@
                 <w:kern w:val="0"/>
                 <w:sz w:val="24"/>
               </w:rPr>
-              <w:t xml:space="preserve">【教学组织】假设驱动设计、Proto-Persona vs 重型 Persona、MVP 边界收敛方法（MoSCoW）</w:t>
-            </w:r>
-          </w:p>
-          <w:p>
-            <w:pPr>
-              <w:widowControl/>
-              <w:spacing w:line="400" w:lineRule="exact"/>
-              <w:jc w:val="left"/>
-              <w:rPr>
-                <w:rFonts w:ascii="FangSong_GB2312" w:eastAsia="FangSong_GB2312" w:hAnsi="FangSong_GB2312" w:cs="FangSong_GB2312"/>
-                <w:kern w:val="0"/>
-                <w:sz w:val="24"/>
-              </w:rPr>
-            </w:pPr>
-            <w:r>
-              <w:rPr>
-                <w:rFonts w:ascii="FangSong_GB2312" w:eastAsia="FangSong_GB2312" w:hAnsi="FangSong_GB2312" w:cs="FangSong_GB2312" w:hint="eastAsia"/>
-                <w:kern w:val="0"/>
-                <w:sz w:val="24"/>
-              </w:rPr>
-              <w:t xml:space="preserve">【教学方法】理论讲授、案例复盘、MVP 清单讨论与决策</w:t>
-            </w:r>
-          </w:p>
-          <w:p>
-            <w:pPr>
-              <w:widowControl/>
-              <w:spacing w:line="400" w:lineRule="exact"/>
-              <w:jc w:val="left"/>
-              <w:rPr>
-                <w:rFonts w:ascii="FangSong_GB2312" w:eastAsia="FangSong_GB2312" w:hAnsi="FangSong_GB2312" w:cs="FangSong_GB2312"/>
-                <w:kern w:val="0"/>
-                <w:sz w:val="24"/>
-              </w:rPr>
-            </w:pPr>
-            <w:r>
-              <w:rPr>
-                <w:rFonts w:ascii="FangSong_GB2312" w:eastAsia="FangSong_GB2312" w:hAnsi="FangSong_GB2312" w:cs="FangSong_GB2312" w:hint="eastAsia"/>
-                <w:kern w:val="0"/>
-                <w:sz w:val="24"/>
-              </w:rPr>
-              <w:t xml:space="preserve">【时间安排】约65分钟（1.4理论学时）</w:t>
+              <w:t xml:space="preserve">【教学组织】核心方法与实操解析:</w:t>
+            </w:r>
+          </w:p>
+          <w:p>
+            <w:pPr>
+              <w:widowControl/>
+              <w:spacing w:line="400" w:lineRule="exact"/>
+              <w:jc w:val="left"/>
+              <w:rPr>
+                <w:rFonts w:ascii="FangSong_GB2312" w:eastAsia="FangSong_GB2312" w:hAnsi="FangSong_GB2312" w:cs="FangSong_GB2312"/>
+                <w:kern w:val="0"/>
+                <w:sz w:val="24"/>
+              </w:rPr>
+            </w:pPr>
+            <w:r>
+              <w:rPr>
+                <w:rFonts w:ascii="FangSong_GB2312" w:eastAsia="FangSong_GB2312" w:hAnsi="FangSong_GB2312" w:cs="FangSong_GB2312" w:hint="eastAsia"/>
+                <w:kern w:val="0"/>
+                <w:sz w:val="24"/>
+              </w:rPr>
+              <w:t xml:space="preserve">1. 实训主线：假设驱动设计实践、Proto-Persona vs 重型 Persona、MVP 边界收敛方法（MoSCoW）</w:t>
+            </w:r>
+          </w:p>
+          <w:p>
+            <w:pPr>
+              <w:widowControl/>
+              <w:spacing w:line="400" w:lineRule="exact"/>
+              <w:jc w:val="left"/>
+              <w:rPr>
+                <w:rFonts w:ascii="FangSong_GB2312" w:eastAsia="FangSong_GB2312" w:hAnsi="FangSong_GB2312" w:cs="FangSong_GB2312"/>
+                <w:kern w:val="0"/>
+                <w:sz w:val="24"/>
+              </w:rPr>
+            </w:pPr>
+            <w:r>
+              <w:rPr>
+                <w:rFonts w:ascii="FangSong_GB2312" w:eastAsia="FangSong_GB2312" w:hAnsi="FangSong_GB2312" w:cs="FangSong_GB2312" w:hint="eastAsia"/>
+                <w:kern w:val="0"/>
+                <w:sz w:val="24"/>
+              </w:rPr>
+              <w:t xml:space="preserve">2. 实践要点拆解：4.1 抛弃重型 Persona，假设驱动与极简场景的界定 4.2 完成 实验1(Exp1)，输出互动应用最小可行性清单</w:t>
+            </w:r>
+          </w:p>
+          <w:p>
+            <w:pPr>
+              <w:widowControl/>
+              <w:spacing w:line="400" w:lineRule="exact"/>
+              <w:jc w:val="left"/>
+              <w:rPr>
+                <w:rFonts w:ascii="FangSong_GB2312" w:eastAsia="FangSong_GB2312" w:hAnsi="FangSong_GB2312" w:cs="FangSong_GB2312"/>
+                <w:kern w:val="0"/>
+                <w:sz w:val="24"/>
+              </w:rPr>
+            </w:pPr>
+            <w:r>
+              <w:rPr>
+                <w:rFonts w:ascii="FangSong_GB2312" w:eastAsia="FangSong_GB2312" w:hAnsi="FangSong_GB2312" w:cs="FangSong_GB2312" w:hint="eastAsia"/>
+                <w:kern w:val="0"/>
+                <w:sz w:val="24"/>
+              </w:rPr>
+              <w:t xml:space="preserve">3. 重难点突破：针对“在发散的需求中果断做减法，精确定义仅验证核心假设的 MVP 范围”，采用案例剖析策略。</w:t>
+            </w:r>
+          </w:p>
+          <w:p>
+            <w:pPr>
+              <w:widowControl/>
+              <w:spacing w:line="400" w:lineRule="exact"/>
+              <w:jc w:val="left"/>
+              <w:rPr>
+                <w:rFonts w:ascii="FangSong_GB2312" w:eastAsia="FangSong_GB2312" w:hAnsi="FangSong_GB2312" w:cs="FangSong_GB2312"/>
+                <w:kern w:val="0"/>
+                <w:sz w:val="24"/>
+              </w:rPr>
+            </w:pPr>
+            <w:r>
+              <w:rPr>
+                <w:rFonts w:ascii="FangSong_GB2312" w:eastAsia="FangSong_GB2312" w:hAnsi="FangSong_GB2312" w:cs="FangSong_GB2312" w:hint="eastAsia"/>
+                <w:kern w:val="0"/>
+                <w:sz w:val="24"/>
+              </w:rPr>
+              <w:t xml:space="preserve">4. 支撑目标：应用假设驱动的敏捷设计思维</w:t>
+            </w:r>
+          </w:p>
+          <w:p>
+            <w:pPr>
+              <w:widowControl/>
+              <w:spacing w:line="400" w:lineRule="exact"/>
+              <w:jc w:val="left"/>
+              <w:rPr>
+                <w:rFonts w:ascii="FangSong_GB2312" w:eastAsia="FangSong_GB2312" w:hAnsi="FangSong_GB2312" w:cs="FangSong_GB2312"/>
+                <w:kern w:val="0"/>
+                <w:sz w:val="24"/>
+              </w:rPr>
+            </w:pPr>
+            <w:r>
+              <w:rPr>
+                <w:rFonts w:ascii="FangSong_GB2312" w:eastAsia="FangSong_GB2312" w:hAnsi="FangSong_GB2312" w:cs="FangSong_GB2312" w:hint="eastAsia"/>
+                <w:kern w:val="0"/>
+                <w:sz w:val="24"/>
+              </w:rPr>
+              <w:t xml:space="preserve">【教学方法】项目导引、案例复盘、MVP 清单讨论与决策</w:t>
+            </w:r>
+          </w:p>
+          <w:p>
+            <w:pPr>
+              <w:widowControl/>
+              <w:spacing w:line="400" w:lineRule="exact"/>
+              <w:jc w:val="left"/>
+              <w:rPr>
+                <w:rFonts w:ascii="FangSong_GB2312" w:eastAsia="FangSong_GB2312" w:hAnsi="FangSong_GB2312" w:cs="FangSong_GB2312"/>
+                <w:kern w:val="0"/>
+                <w:sz w:val="24"/>
+              </w:rPr>
+            </w:pPr>
+            <w:r>
+              <w:rPr>
+                <w:rFonts w:ascii="FangSong_GB2312" w:eastAsia="FangSong_GB2312" w:hAnsi="FangSong_GB2312" w:cs="FangSong_GB2312" w:hint="eastAsia"/>
+                <w:kern w:val="0"/>
+                <w:sz w:val="24"/>
+              </w:rPr>
+              <w:t xml:space="preserve">【时间安排】约65分钟（1.4实践学时）</w:t>
             </w:r>
           </w:p>
           <w:p>
@@ -1591,7 +1779,7 @@
         </w:tc>
         <w:tc>
           <w:tcPr>
-            <w:tcW w:w="3894" w:type="dxa"/>
+            <w:tcW w:w="1740" w:type="dxa"/>
             <w:tcBorders>
               <w:top w:val="single" w:sz="4" w:space="0" w:color="auto"/>
               <w:left w:val="single" w:sz="4" w:space="0" w:color="auto"/>
@@ -1612,7 +1800,7 @@
                 <w:rFonts w:ascii="FangSong_GB2312" w:eastAsia="FangSong_GB2312" w:hAnsi="FangSong_GB2312" w:cs="FangSong_GB2312"/>
                 <w:b/>
                 <w:bCs/>
-                <w:color w:val="FF0000"/>
+                <w:color w:val="000000"/>
                 <w:kern w:val="0"/>
                 <w:sz w:val="24"/>
               </w:rPr>
@@ -1622,7 +1810,7 @@
                 <w:rFonts w:ascii="FangSong_GB2312" w:eastAsia="FangSong_GB2312" w:hAnsi="FangSong_GB2312" w:cs="FangSong_GB2312" w:hint="eastAsia"/>
                 <w:b/>
                 <w:bCs/>
-                <w:color w:val="FF0000"/>
+                <w:color w:val="000000"/>
                 <w:kern w:val="0"/>
                 <w:sz w:val="24"/>
               </w:rPr>
@@ -1632,7 +1820,7 @@
         </w:tc>
         <w:tc>
           <w:tcPr>
-            <w:tcW w:w="3810" w:type="dxa"/>
+            <w:tcW w:w="5964" w:type="dxa"/>
             <w:tcBorders>
               <w:top w:val="single" w:sz="4" w:space="0" w:color="auto"/>
               <w:left w:val="single" w:sz="4" w:space="0" w:color="auto"/>
@@ -1652,53 +1840,125 @@
               <w:jc w:val="left"/>
               <w:rPr>
                 <w:rFonts w:ascii="FangSong_GB2312" w:eastAsia="FangSong_GB2312" w:hAnsi="FangSong_GB2312" w:cs="FangSong_GB2312"/>
-                <w:kern w:val="0"/>
-                <w:sz w:val="24"/>
-              </w:rPr>
-            </w:pPr>
-            <w:r>
-              <w:rPr>
-                <w:rFonts w:ascii="FangSong_GB2312" w:eastAsia="FangSong_GB2312" w:hAnsi="FangSong_GB2312" w:cs="FangSong_GB2312" w:hint="eastAsia"/>
-                <w:kern w:val="0"/>
-                <w:sz w:val="24"/>
-              </w:rPr>
-              <w:t xml:space="preserve">【教学组织】完成 实验1(Exp1)——从痛点洞察到假设声明，输出 MVP 功能优先级清单</w:t>
-            </w:r>
-          </w:p>
-          <w:p>
-            <w:pPr>
-              <w:widowControl/>
-              <w:spacing w:line="400" w:lineRule="exact"/>
-              <w:jc w:val="left"/>
-              <w:rPr>
-                <w:rFonts w:ascii="FangSong_GB2312" w:eastAsia="FangSong_GB2312" w:hAnsi="FangSong_GB2312" w:cs="FangSong_GB2312"/>
-                <w:kern w:val="0"/>
-                <w:sz w:val="24"/>
-              </w:rPr>
-            </w:pPr>
-            <w:r>
-              <w:rPr>
-                <w:rFonts w:ascii="FangSong_GB2312" w:eastAsia="FangSong_GB2312" w:hAnsi="FangSong_GB2312" w:cs="FangSong_GB2312" w:hint="eastAsia"/>
-                <w:kern w:val="0"/>
-                <w:sz w:val="24"/>
-              </w:rPr>
-              <w:t xml:space="preserve">【教学方法】理论讲授、案例复盘、MVP 清单讨论与决策</w:t>
-            </w:r>
-          </w:p>
-          <w:p>
-            <w:pPr>
-              <w:widowControl/>
-              <w:spacing w:line="400" w:lineRule="exact"/>
-              <w:jc w:val="left"/>
-              <w:rPr>
-                <w:rFonts w:ascii="FangSong_GB2312" w:eastAsia="FangSong_GB2312" w:hAnsi="FangSong_GB2312" w:cs="FangSong_GB2312"/>
-                <w:kern w:val="0"/>
-                <w:sz w:val="24"/>
-              </w:rPr>
-            </w:pPr>
-            <w:r>
-              <w:rPr>
-                <w:rFonts w:ascii="FangSong_GB2312" w:eastAsia="FangSong_GB2312" w:hAnsi="FangSong_GB2312" w:cs="FangSong_GB2312" w:hint="eastAsia"/>
+                <w:color w:val="000000"/>
+                <w:kern w:val="0"/>
+                <w:sz w:val="24"/>
+              </w:rPr>
+            </w:pPr>
+            <w:r>
+              <w:rPr>
+                <w:rFonts w:ascii="FangSong_GB2312" w:eastAsia="FangSong_GB2312" w:hAnsi="FangSong_GB2312" w:cs="FangSong_GB2312" w:hint="eastAsia"/>
+                <w:color w:val="000000"/>
+                <w:kern w:val="0"/>
+                <w:sz w:val="24"/>
+              </w:rPr>
+              <w:t xml:space="preserve">【教学组织】课堂实践与操作训练:</w:t>
+            </w:r>
+          </w:p>
+          <w:p>
+            <w:pPr>
+              <w:widowControl/>
+              <w:spacing w:line="400" w:lineRule="exact"/>
+              <w:jc w:val="left"/>
+              <w:rPr>
+                <w:rFonts w:ascii="FangSong_GB2312" w:eastAsia="FangSong_GB2312" w:hAnsi="FangSong_GB2312" w:cs="FangSong_GB2312"/>
+                <w:color w:val="000000"/>
+                <w:kern w:val="0"/>
+                <w:sz w:val="24"/>
+              </w:rPr>
+            </w:pPr>
+            <w:r>
+              <w:rPr>
+                <w:rFonts w:ascii="FangSong_GB2312" w:eastAsia="FangSong_GB2312" w:hAnsi="FangSong_GB2312" w:cs="FangSong_GB2312" w:hint="eastAsia"/>
+                <w:color w:val="000000"/>
+                <w:kern w:val="0"/>
+                <w:sz w:val="24"/>
+              </w:rPr>
+              <w:t xml:space="preserve">1. 实践任务指导：完成 实验1(Exp1)——从痛点洞察到假设声明，输出 MVP 功能优先级清单</w:t>
+            </w:r>
+          </w:p>
+          <w:p>
+            <w:pPr>
+              <w:widowControl/>
+              <w:spacing w:line="400" w:lineRule="exact"/>
+              <w:jc w:val="left"/>
+              <w:rPr>
+                <w:rFonts w:ascii="FangSong_GB2312" w:eastAsia="FangSong_GB2312" w:hAnsi="FangSong_GB2312" w:cs="FangSong_GB2312"/>
+                <w:color w:val="000000"/>
+                <w:kern w:val="0"/>
+                <w:sz w:val="24"/>
+              </w:rPr>
+            </w:pPr>
+            <w:r>
+              <w:rPr>
+                <w:rFonts w:ascii="FangSong_GB2312" w:eastAsia="FangSong_GB2312" w:hAnsi="FangSong_GB2312" w:cs="FangSong_GB2312" w:hint="eastAsia"/>
+                <w:color w:val="000000"/>
+                <w:kern w:val="0"/>
+                <w:sz w:val="24"/>
+              </w:rPr>
+              <w:t xml:space="preserve">2. 核心任务目标：基于 W03 调研成果，撰写假设声明（Proto-Persona + Value Proposition），输出 MVP 功能优先级清单（MoSCoW 法）。</w:t>
+            </w:r>
+          </w:p>
+          <w:p>
+            <w:pPr>
+              <w:widowControl/>
+              <w:spacing w:line="400" w:lineRule="exact"/>
+              <w:jc w:val="left"/>
+              <w:rPr>
+                <w:rFonts w:ascii="FangSong_GB2312" w:eastAsia="FangSong_GB2312" w:hAnsi="FangSong_GB2312" w:cs="FangSong_GB2312"/>
+                <w:color w:val="000000"/>
+                <w:kern w:val="0"/>
+                <w:sz w:val="24"/>
+              </w:rPr>
+            </w:pPr>
+            <w:r>
+              <w:rPr>
+                <w:rFonts w:ascii="FangSong_GB2312" w:eastAsia="FangSong_GB2312" w:hAnsi="FangSong_GB2312" w:cs="FangSong_GB2312" w:hint="eastAsia"/>
+                <w:color w:val="000000"/>
+                <w:kern w:val="0"/>
+                <w:sz w:val="24"/>
+              </w:rPr>
+              <w:t xml:space="preserve">3. 教师巡回指导，及时发现并纠正学生实践中的认知偏差。</w:t>
+            </w:r>
+          </w:p>
+          <w:p>
+            <w:pPr>
+              <w:widowControl/>
+              <w:spacing w:line="400" w:lineRule="exact"/>
+              <w:jc w:val="left"/>
+              <w:rPr>
+                <w:rFonts w:ascii="FangSong_GB2312" w:eastAsia="FangSong_GB2312" w:hAnsi="FangSong_GB2312" w:cs="FangSong_GB2312"/>
+                <w:color w:val="000000"/>
+                <w:kern w:val="0"/>
+                <w:sz w:val="24"/>
+              </w:rPr>
+            </w:pPr>
+            <w:r>
+              <w:rPr>
+                <w:rFonts w:ascii="FangSong_GB2312" w:eastAsia="FangSong_GB2312" w:hAnsi="FangSong_GB2312" w:cs="FangSong_GB2312" w:hint="eastAsia"/>
+                <w:color w:val="000000"/>
+                <w:kern w:val="0"/>
+                <w:sz w:val="24"/>
+              </w:rPr>
+              <w:t xml:space="preserve">【教学方法】项目导引、案例复盘、MVP 清单讨论与决策</w:t>
+            </w:r>
+          </w:p>
+          <w:p>
+            <w:pPr>
+              <w:widowControl/>
+              <w:spacing w:line="400" w:lineRule="exact"/>
+              <w:jc w:val="left"/>
+              <w:rPr>
+                <w:rFonts w:ascii="FangSong_GB2312" w:eastAsia="FangSong_GB2312" w:hAnsi="FangSong_GB2312" w:cs="FangSong_GB2312"/>
+                <w:color w:val="000000"/>
+                <w:kern w:val="0"/>
+                <w:sz w:val="24"/>
+              </w:rPr>
+            </w:pPr>
+            <w:r>
+              <w:rPr>
+                <w:rFonts w:ascii="FangSong_GB2312" w:eastAsia="FangSong_GB2312" w:hAnsi="FangSong_GB2312" w:cs="FangSong_GB2312" w:hint="eastAsia"/>
+                <w:color w:val="000000"/>
                 <w:kern w:val="0"/>
                 <w:sz w:val="24"/>
               </w:rPr>
@@ -1712,13 +1972,15 @@
               <w:jc w:val="left"/>
               <w:rPr>
                 <w:rFonts w:ascii="FangSong_GB2312" w:eastAsia="FangSong_GB2312" w:hAnsi="FangSong_GB2312" w:cs="FangSong_GB2312"/>
-                <w:kern w:val="0"/>
-                <w:sz w:val="24"/>
-              </w:rPr>
-            </w:pPr>
-            <w:r>
-              <w:rPr>
-                <w:rFonts w:ascii="FangSong_GB2312" w:eastAsia="FangSong_GB2312" w:hAnsi="FangSong_GB2312" w:cs="FangSong_GB2312" w:hint="eastAsia"/>
+                <w:color w:val="000000"/>
+                <w:kern w:val="0"/>
+                <w:sz w:val="24"/>
+              </w:rPr>
+            </w:pPr>
+            <w:r>
+              <w:rPr>
+                <w:rFonts w:ascii="FangSong_GB2312" w:eastAsia="FangSong_GB2312" w:hAnsi="FangSong_GB2312" w:cs="FangSong_GB2312" w:hint="eastAsia"/>
+                <w:color w:val="000000"/>
                 <w:kern w:val="0"/>
                 <w:sz w:val="24"/>
               </w:rPr>
@@ -1761,7 +2023,7 @@
         </w:tc>
         <w:tc>
           <w:tcPr>
-            <w:tcW w:w="3894" w:type="dxa"/>
+            <w:tcW w:w="1740" w:type="dxa"/>
             <w:tcBorders>
               <w:top w:val="single" w:sz="4" w:space="0" w:color="auto"/>
               <w:left w:val="single" w:sz="4" w:space="0" w:color="auto"/>
@@ -1782,7 +2044,7 @@
                 <w:rFonts w:ascii="FangSong_GB2312" w:eastAsia="FangSong_GB2312" w:hAnsi="FangSong_GB2312" w:cs="FangSong_GB2312"/>
                 <w:b/>
                 <w:bCs/>
-                <w:color w:val="FF0000"/>
+                <w:color w:val="000000"/>
                 <w:kern w:val="0"/>
                 <w:sz w:val="24"/>
               </w:rPr>
@@ -1792,7 +2054,7 @@
                 <w:rFonts w:ascii="FangSong_GB2312" w:eastAsia="FangSong_GB2312" w:hAnsi="FangSong_GB2312" w:cs="FangSong_GB2312" w:hint="eastAsia"/>
                 <w:b/>
                 <w:bCs/>
-                <w:color w:val="FF0000"/>
+                <w:color w:val="000000"/>
                 <w:kern w:val="0"/>
                 <w:sz w:val="24"/>
               </w:rPr>
@@ -1802,7 +2064,7 @@
         </w:tc>
         <w:tc>
           <w:tcPr>
-            <w:tcW w:w="3810" w:type="dxa"/>
+            <w:tcW w:w="5964" w:type="dxa"/>
             <w:tcBorders>
               <w:top w:val="single" w:sz="4" w:space="0" w:color="auto"/>
               <w:left w:val="single" w:sz="4" w:space="0" w:color="auto"/>
@@ -1822,53 +2084,125 @@
               <w:jc w:val="left"/>
               <w:rPr>
                 <w:rFonts w:ascii="FangSong_GB2312" w:eastAsia="FangSong_GB2312" w:hAnsi="FangSong_GB2312" w:cs="FangSong_GB2312"/>
-                <w:kern w:val="0"/>
-                <w:sz w:val="24"/>
-              </w:rPr>
-            </w:pPr>
-            <w:r>
-              <w:rPr>
-                <w:rFonts w:ascii="FangSong_GB2312" w:eastAsia="FangSong_GB2312" w:hAnsi="FangSong_GB2312" w:cs="FangSong_GB2312" w:hint="eastAsia"/>
-                <w:kern w:val="0"/>
-                <w:sz w:val="24"/>
-              </w:rPr>
-              <w:t xml:space="preserve">【教学组织】各组 MVP 清单互评，强调做减法的纪律</w:t>
-            </w:r>
-          </w:p>
-          <w:p>
-            <w:pPr>
-              <w:widowControl/>
-              <w:spacing w:line="400" w:lineRule="exact"/>
-              <w:jc w:val="left"/>
-              <w:rPr>
-                <w:rFonts w:ascii="FangSong_GB2312" w:eastAsia="FangSong_GB2312" w:hAnsi="FangSong_GB2312" w:cs="FangSong_GB2312"/>
-                <w:kern w:val="0"/>
-                <w:sz w:val="24"/>
-              </w:rPr>
-            </w:pPr>
-            <w:r>
-              <w:rPr>
-                <w:rFonts w:ascii="FangSong_GB2312" w:eastAsia="FangSong_GB2312" w:hAnsi="FangSong_GB2312" w:cs="FangSong_GB2312" w:hint="eastAsia"/>
-                <w:kern w:val="0"/>
-                <w:sz w:val="24"/>
-              </w:rPr>
-              <w:t xml:space="preserve">【时间安排】约10分钟（2.2实践学时）</w:t>
-            </w:r>
-          </w:p>
-          <w:p>
-            <w:pPr>
-              <w:widowControl/>
-              <w:spacing w:line="400" w:lineRule="exact"/>
-              <w:jc w:val="left"/>
-              <w:rPr>
-                <w:rFonts w:ascii="FangSong_GB2312" w:eastAsia="FangSong_GB2312" w:hAnsi="FangSong_GB2312" w:cs="FangSong_GB2312"/>
-                <w:kern w:val="0"/>
-                <w:sz w:val="24"/>
-              </w:rPr>
-            </w:pPr>
-            <w:r>
-              <w:rPr>
-                <w:rFonts w:ascii="FangSong_GB2312" w:eastAsia="FangSong_GB2312" w:hAnsi="FangSong_GB2312" w:cs="FangSong_GB2312" w:hint="eastAsia"/>
+                <w:color w:val="000000"/>
+                <w:kern w:val="0"/>
+                <w:sz w:val="24"/>
+              </w:rPr>
+            </w:pPr>
+            <w:r>
+              <w:rPr>
+                <w:rFonts w:ascii="FangSong_GB2312" w:eastAsia="FangSong_GB2312" w:hAnsi="FangSong_GB2312" w:cs="FangSong_GB2312" w:hint="eastAsia"/>
+                <w:color w:val="000000"/>
+                <w:kern w:val="0"/>
+                <w:sz w:val="24"/>
+              </w:rPr>
+              <w:t xml:space="preserve">【教学组织】知识凝练与教学反思:</w:t>
+            </w:r>
+          </w:p>
+          <w:p>
+            <w:pPr>
+              <w:widowControl/>
+              <w:spacing w:line="400" w:lineRule="exact"/>
+              <w:jc w:val="left"/>
+              <w:rPr>
+                <w:rFonts w:ascii="FangSong_GB2312" w:eastAsia="FangSong_GB2312" w:hAnsi="FangSong_GB2312" w:cs="FangSong_GB2312"/>
+                <w:color w:val="000000"/>
+                <w:kern w:val="0"/>
+                <w:sz w:val="24"/>
+              </w:rPr>
+            </w:pPr>
+            <w:r>
+              <w:rPr>
+                <w:rFonts w:ascii="FangSong_GB2312" w:eastAsia="FangSong_GB2312" w:hAnsi="FangSong_GB2312" w:cs="FangSong_GB2312" w:hint="eastAsia"/>
+                <w:color w:val="000000"/>
+                <w:kern w:val="0"/>
+                <w:sz w:val="24"/>
+              </w:rPr>
+              <w:t xml:space="preserve">1. 归纳梳理：各组 MVP 清单互评，强调做减法的纪律</w:t>
+            </w:r>
+          </w:p>
+          <w:p>
+            <w:pPr>
+              <w:widowControl/>
+              <w:spacing w:line="400" w:lineRule="exact"/>
+              <w:jc w:val="left"/>
+              <w:rPr>
+                <w:rFonts w:ascii="FangSong_GB2312" w:eastAsia="FangSong_GB2312" w:hAnsi="FangSong_GB2312" w:cs="FangSong_GB2312"/>
+                <w:color w:val="000000"/>
+                <w:kern w:val="0"/>
+                <w:sz w:val="24"/>
+              </w:rPr>
+            </w:pPr>
+            <w:r>
+              <w:rPr>
+                <w:rFonts w:ascii="FangSong_GB2312" w:eastAsia="FangSong_GB2312" w:hAnsi="FangSong_GB2312" w:cs="FangSong_GB2312" w:hint="eastAsia"/>
+                <w:color w:val="000000"/>
+                <w:kern w:val="0"/>
+                <w:sz w:val="24"/>
+              </w:rPr>
+              <w:t xml:space="preserve">2. 强化记忆：系统性总结本节课核心知识点与技能框架。</w:t>
+            </w:r>
+          </w:p>
+          <w:p>
+            <w:pPr>
+              <w:widowControl/>
+              <w:spacing w:line="400" w:lineRule="exact"/>
+              <w:jc w:val="left"/>
+              <w:rPr>
+                <w:rFonts w:ascii="FangSong_GB2312" w:eastAsia="FangSong_GB2312" w:hAnsi="FangSong_GB2312" w:cs="FangSong_GB2312"/>
+                <w:color w:val="000000"/>
+                <w:kern w:val="0"/>
+                <w:sz w:val="24"/>
+              </w:rPr>
+            </w:pPr>
+            <w:r>
+              <w:rPr>
+                <w:rFonts w:ascii="FangSong_GB2312" w:eastAsia="FangSong_GB2312" w:hAnsi="FangSong_GB2312" w:cs="FangSong_GB2312" w:hint="eastAsia"/>
+                <w:color w:val="000000"/>
+                <w:kern w:val="0"/>
+                <w:sz w:val="24"/>
+              </w:rPr>
+              <w:t xml:space="preserve">3. 布置课后延伸思考与预习任务。</w:t>
+            </w:r>
+          </w:p>
+          <w:p>
+            <w:pPr>
+              <w:widowControl/>
+              <w:spacing w:line="400" w:lineRule="exact"/>
+              <w:jc w:val="left"/>
+              <w:rPr>
+                <w:rFonts w:ascii="FangSong_GB2312" w:eastAsia="FangSong_GB2312" w:hAnsi="FangSong_GB2312" w:cs="FangSong_GB2312"/>
+                <w:color w:val="000000"/>
+                <w:kern w:val="0"/>
+                <w:sz w:val="24"/>
+              </w:rPr>
+            </w:pPr>
+            <w:r>
+              <w:rPr>
+                <w:rFonts w:ascii="FangSong_GB2312" w:eastAsia="FangSong_GB2312" w:hAnsi="FangSong_GB2312" w:cs="FangSong_GB2312" w:hint="eastAsia"/>
+                <w:color w:val="000000"/>
+                <w:kern w:val="0"/>
+                <w:sz w:val="24"/>
+              </w:rPr>
+              <w:t xml:space="preserve">【时间安排】约10分钟（0.3实践学时）</w:t>
+            </w:r>
+          </w:p>
+          <w:p>
+            <w:pPr>
+              <w:widowControl/>
+              <w:spacing w:line="400" w:lineRule="exact"/>
+              <w:jc w:val="left"/>
+              <w:rPr>
+                <w:rFonts w:ascii="FangSong_GB2312" w:eastAsia="FangSong_GB2312" w:hAnsi="FangSong_GB2312" w:cs="FangSong_GB2312"/>
+                <w:color w:val="000000"/>
+                <w:kern w:val="0"/>
+                <w:sz w:val="24"/>
+              </w:rPr>
+            </w:pPr>
+            <w:r>
+              <w:rPr>
+                <w:rFonts w:ascii="FangSong_GB2312" w:eastAsia="FangSong_GB2312" w:hAnsi="FangSong_GB2312" w:cs="FangSong_GB2312" w:hint="eastAsia"/>
+                <w:color w:val="000000"/>
                 <w:kern w:val="0"/>
                 <w:sz w:val="24"/>
               </w:rPr>
@@ -1941,15 +2275,15 @@
               <w:rPr>
                 <w:rFonts w:ascii="FangSong_GB2312" w:eastAsia="FangSong_GB2312" w:hAnsi="FangSong_GB2312" w:cs="FangSong_GB2312"/>
                 <w:bCs/>
-                <w:color w:val="333333"/>
-                <w:kern w:val="0"/>
-                <w:sz w:val="24"/>
-              </w:rPr>
-            </w:pPr>
-            <w:r>
-              <w:rPr>
-                <w:rFonts w:ascii="FangSong_GB2312" w:eastAsia="FangSong_GB2312" w:hAnsi="FangSong_GB2312" w:cs="FangSong_GB2312" w:hint="eastAsia"/>
-                <w:color w:val="FF0000"/>
+                <w:color w:val="000000"/>
+                <w:kern w:val="0"/>
+                <w:sz w:val="24"/>
+              </w:rPr>
+            </w:pPr>
+            <w:r>
+              <w:rPr>
+                <w:rFonts w:ascii="FangSong_GB2312" w:eastAsia="FangSong_GB2312" w:hAnsi="FangSong_GB2312" w:cs="FangSong_GB2312" w:hint="eastAsia"/>
+                <w:color w:val="000000"/>
                 <w:kern w:val="0"/>
                 <w:sz w:val="24"/>
               </w:rPr>

--- a/交互产品开发/Output/教案/教案_第4周_假设驱动与MVP构建.docx
+++ b/交互产品开发/Output/教案/教案_第4周_假设驱动与MVP构建.docx
@@ -225,7 +225,7 @@
                 <w:kern w:val="0"/>
                 <w:sz w:val="24"/>
               </w:rPr>
-              <w:t xml:space="preserve">4.2 完成 实验1(Exp1)，输出互动应用最小可行性清单</w:t>
+              <w:t xml:space="preserve">4.2 启动并完成 实验2(Exp2)，制作 Proto-Persona 用户画像</w:t>
             </w:r>
           </w:p>
         </w:tc>
@@ -1619,7 +1619,7 @@
                 <w:kern w:val="0"/>
                 <w:sz w:val="24"/>
               </w:rPr>
-              <w:t xml:space="preserve">2. 实践要点拆解：4.1 抛弃重型 Persona，假设驱动与极简场景的界定 4.2 完成 实验1(Exp1)，输出互动应用最小可行性清单</w:t>
+              <w:t xml:space="preserve">2. 实践要点拆解：4.1 抛弃重型 Persona，假设驱动与极简场景的界定 4.2 启动并完成 实验2(Exp2)，制作 Proto-Persona 用户画像</w:t>
             </w:r>
           </w:p>
           <w:p>
@@ -1874,7 +1874,7 @@
                 <w:kern w:val="0"/>
                 <w:sz w:val="24"/>
               </w:rPr>
-              <w:t xml:space="preserve">1. 实践任务指导：完成 实验1(Exp1)——从痛点洞察到假设声明，输出 MVP 功能优先级清单</w:t>
+              <w:t xml:space="preserve">1. 实践任务指导：启动并完成 实验2(Exp2)——制作 Proto-Persona 用户画像，输出 MVP 清单</w:t>
             </w:r>
           </w:p>
           <w:p>

--- a/交互产品开发/Output/教案/教案_第4周_假设驱动与MVP构建.docx
+++ b/交互产品开发/Output/教案/教案_第4周_假设驱动与MVP构建.docx
@@ -202,30 +202,7 @@
                 <w:kern w:val="0"/>
                 <w:sz w:val="24"/>
               </w:rPr>
-              <w:t xml:space="preserve">4.1 抛弃重型 Persona，假设驱动与极简场景的界定</w:t>
-            </w:r>
-          </w:p>
-          <w:p>
-            <w:pPr>
-              <w:widowControl/>
-              <w:spacing w:before="40" w:after="40" w:line="400" w:lineRule="exact"/>
-              <w:ind w:left="57" w:firstLineChars="100" w:firstLine="240"/>
-              <w:jc w:val="center"/>
-              <w:rPr>
-                <w:rFonts w:ascii="FangSong_GB2312" w:eastAsia="FangSong_GB2312" w:hAnsi="FangSong_GB2312" w:cs="FangSong_GB2312"/>
-                <w:color w:val="000000"/>
-                <w:kern w:val="0"/>
-                <w:sz w:val="24"/>
-              </w:rPr>
-            </w:pPr>
-            <w:r>
-              <w:rPr>
-                <w:rFonts w:ascii="FangSong_GB2312" w:eastAsia="FangSong_GB2312" w:hAnsi="FangSong_GB2312" w:cs="FangSong_GB2312" w:hint="eastAsia"/>
-                <w:color w:val="000000"/>
-                <w:kern w:val="0"/>
-                <w:sz w:val="24"/>
-              </w:rPr>
-              <w:t xml:space="preserve">4.2 启动并完成 实验2(Exp2)，制作 Proto-Persona 用户画像</w:t>
+              <w:t xml:space="preserve">本周课程介绍假设驱动设计与 MVP（最小可行性产品）构建。摒弃重型且昂贵的传统用户画像，转而使用轻量级的 Proto-Persona 锁定用户的行为核心特征。将传统的确定性功能清单重构为基于'产出与结果 (Output vs Outcome)'视角的四段式假设声明，并运用风险×价值矩阵（HPC）确定最高优先级的测试目标。明确 MVP 的核心是作为'学习工具'而非产品半成品，并教授根据真相曲线选择纸质原型、着陆页、假按钮或绿野仙踪等不同保真度的低成本手段来进行敏捷验证。通过全流程工作坊完成实践项目1的收官。</w:t>
             </w:r>
           </w:p>
         </w:tc>
@@ -322,7 +299,7 @@
                 <w:kern w:val="0"/>
                 <w:sz w:val="24"/>
               </w:rPr>
-              <w:t xml:space="preserve">2023级数字媒体艺术影视班：第 12 周，周四2-5节</w:t>
+              <w:t xml:space="preserve">2023级数字媒体艺术影视班：第 10 周，周三2-5节</w:t>
             </w:r>
           </w:p>
         </w:tc>
@@ -721,7 +698,7 @@
                 <w:kern w:val="0"/>
                 <w:sz w:val="24"/>
               </w:rPr>
-              <w:t xml:space="preserve">重点：从痛点洞察到假设声明与 MVP 核心功能边界的收敛</w:t>
+              <w:t xml:space="preserve">重点：利用 Proto-Persona、四段式假设声明与 HPC 矩阵完成从模糊洞察到可验证假设的转化，并掌握 MVP 的四大低成本验证手段。</w:t>
             </w:r>
           </w:p>
           <w:p>
@@ -745,7 +722,7 @@
                 <w:kern w:val="0"/>
                 <w:sz w:val="24"/>
               </w:rPr>
-              <w:t xml:space="preserve">难点：在发散的需求中果断做减法，精确定义仅验证核心假设的 MVP 范围</w:t>
+              <w:t xml:space="preserve">难点：跳出传统'按需画图'的交付陷阱，正确区分业务产出(Output)与结果(Outcome)；克服确认偏误及人口统计学陷阱，建立利用极简 MVP 验证假说的能力，克制盲目进入高保真开发的冲动。</w:t>
             </w:r>
           </w:p>
         </w:tc>
@@ -1158,107 +1135,7 @@
                 <w:kern w:val="0"/>
                 <w:sz w:val="24"/>
               </w:rPr>
-              <w:t xml:space="preserve">【教学组织】上次课知识回顾:</w:t>
-            </w:r>
-          </w:p>
-          <w:p>
-            <w:pPr>
-              <w:widowControl/>
-              <w:spacing w:line="400" w:lineRule="exact"/>
-              <w:jc w:val="left"/>
-              <w:rPr>
-                <w:rFonts w:ascii="FangSong_GB2312" w:eastAsia="FangSong_GB2312" w:hAnsi="FangSong_GB2312" w:cs="FangSong_GB2312"/>
-                <w:kern w:val="0"/>
-                <w:sz w:val="24"/>
-              </w:rPr>
-            </w:pPr>
-            <w:r>
-              <w:rPr>
-                <w:rFonts w:ascii="FangSong_GB2312" w:eastAsia="FangSong_GB2312" w:hAnsi="FangSong_GB2312" w:cs="FangSong_GB2312" w:hint="eastAsia"/>
-                <w:kern w:val="0"/>
-                <w:sz w:val="24"/>
-              </w:rPr>
-              <w:t xml:space="preserve">1. JTBD 访谈方法，提炼共性痛点</w:t>
-            </w:r>
-          </w:p>
-          <w:p>
-            <w:pPr>
-              <w:widowControl/>
-              <w:spacing w:line="400" w:lineRule="exact"/>
-              <w:jc w:val="left"/>
-              <w:rPr>
-                <w:rFonts w:ascii="FangSong_GB2312" w:eastAsia="FangSong_GB2312" w:hAnsi="FangSong_GB2312" w:cs="FangSong_GB2312"/>
-                <w:kern w:val="0"/>
-                <w:sz w:val="24"/>
-              </w:rPr>
-            </w:pPr>
-            <w:r>
-              <w:rPr>
-                <w:rFonts w:ascii="FangSong_GB2312" w:eastAsia="FangSong_GB2312" w:hAnsi="FangSong_GB2312" w:cs="FangSong_GB2312" w:hint="eastAsia"/>
-                <w:kern w:val="0"/>
-                <w:sz w:val="24"/>
-              </w:rPr>
-              <w:t xml:space="preserve">2. 检查学生对前置知识的掌握情况，建立新旧知识的逻辑桥梁。</w:t>
-            </w:r>
-          </w:p>
-          <w:p>
-            <w:pPr>
-              <w:widowControl/>
-              <w:spacing w:line="400" w:lineRule="exact"/>
-              <w:jc w:val="left"/>
-              <w:rPr>
-                <w:rFonts w:ascii="FangSong_GB2312" w:eastAsia="FangSong_GB2312" w:hAnsi="FangSong_GB2312" w:cs="FangSong_GB2312"/>
-                <w:kern w:val="0"/>
-                <w:sz w:val="24"/>
-              </w:rPr>
-            </w:pPr>
-            <w:r>
-              <w:rPr>
-                <w:rFonts w:ascii="FangSong_GB2312" w:eastAsia="FangSong_GB2312" w:hAnsi="FangSong_GB2312" w:cs="FangSong_GB2312" w:hint="eastAsia"/>
-                <w:kern w:val="0"/>
-                <w:sz w:val="24"/>
-              </w:rPr>
-              <w:t xml:space="preserve">【教学方法】项目导引、案例复盘、MVP 清单讨论与决策</w:t>
-            </w:r>
-          </w:p>
-          <w:p>
-            <w:pPr>
-              <w:widowControl/>
-              <w:spacing w:line="400" w:lineRule="exact"/>
-              <w:jc w:val="left"/>
-              <w:rPr>
-                <w:rFonts w:ascii="FangSong_GB2312" w:eastAsia="FangSong_GB2312" w:hAnsi="FangSong_GB2312" w:cs="FangSong_GB2312"/>
-                <w:kern w:val="0"/>
-                <w:sz w:val="24"/>
-              </w:rPr>
-            </w:pPr>
-            <w:r>
-              <w:rPr>
-                <w:rFonts w:ascii="FangSong_GB2312" w:eastAsia="FangSong_GB2312" w:hAnsi="FangSong_GB2312" w:cs="FangSong_GB2312" w:hint="eastAsia"/>
-                <w:kern w:val="0"/>
-                <w:sz w:val="24"/>
-              </w:rPr>
-              <w:t xml:space="preserve">【时间安排】约15分钟（0.3实践学时）</w:t>
-            </w:r>
-          </w:p>
-          <w:p>
-            <w:pPr>
-              <w:widowControl/>
-              <w:spacing w:line="400" w:lineRule="exact"/>
-              <w:jc w:val="left"/>
-              <w:rPr>
-                <w:rFonts w:ascii="FangSong_GB2312" w:eastAsia="FangSong_GB2312" w:hAnsi="FangSong_GB2312" w:cs="FangSong_GB2312"/>
-                <w:kern w:val="0"/>
-                <w:sz w:val="24"/>
-              </w:rPr>
-            </w:pPr>
-            <w:r>
-              <w:rPr>
-                <w:rFonts w:ascii="FangSong_GB2312" w:eastAsia="FangSong_GB2312" w:hAnsi="FangSong_GB2312" w:cs="FangSong_GB2312" w:hint="eastAsia"/>
-                <w:kern w:val="0"/>
-                <w:sz w:val="24"/>
-              </w:rPr>
-              <w:t xml:space="preserve">【课堂思考】</w:t>
+              <w:t xml:space="preserve"/>
             </w:r>
           </w:p>
         </w:tc>
@@ -1355,127 +1232,67 @@
                 <w:kern w:val="0"/>
                 <w:sz w:val="24"/>
               </w:rPr>
-              <w:t xml:space="preserve">【教学组织】课程情境导入:</w:t>
-            </w:r>
-          </w:p>
-          <w:p>
-            <w:pPr>
-              <w:widowControl/>
-              <w:spacing w:line="400" w:lineRule="exact"/>
-              <w:jc w:val="left"/>
-              <w:rPr>
-                <w:rFonts w:ascii="FangSong_GB2312" w:eastAsia="FangSong_GB2312" w:hAnsi="FangSong_GB2312" w:cs="FangSong_GB2312"/>
-                <w:kern w:val="0"/>
-                <w:sz w:val="24"/>
-              </w:rPr>
-            </w:pPr>
-            <w:r>
-              <w:rPr>
-                <w:rFonts w:ascii="FangSong_GB2312" w:eastAsia="FangSong_GB2312" w:hAnsi="FangSong_GB2312" w:cs="FangSong_GB2312" w:hint="eastAsia"/>
-                <w:kern w:val="0"/>
-                <w:sz w:val="24"/>
-              </w:rPr>
-              <w:t xml:space="preserve">1. 对比'功能臃肿的失败产品 vs 极简 MVP 的成功案例'，引出做减法的智慧</w:t>
-            </w:r>
-          </w:p>
-          <w:p>
-            <w:pPr>
-              <w:widowControl/>
-              <w:spacing w:line="400" w:lineRule="exact"/>
-              <w:jc w:val="left"/>
-              <w:rPr>
-                <w:rFonts w:ascii="FangSong_GB2312" w:eastAsia="FangSong_GB2312" w:hAnsi="FangSong_GB2312" w:cs="FangSong_GB2312"/>
-                <w:kern w:val="0"/>
-                <w:sz w:val="24"/>
-              </w:rPr>
-            </w:pPr>
-            <w:r>
-              <w:rPr>
-                <w:rFonts w:ascii="FangSong_GB2312" w:eastAsia="FangSong_GB2312" w:hAnsi="FangSong_GB2312" w:cs="FangSong_GB2312" w:hint="eastAsia"/>
-                <w:kern w:val="0"/>
-                <w:sz w:val="24"/>
-              </w:rPr>
-              <w:t xml:space="preserve">2. 明确本节课核心聚焦点：从痛点洞察到假设声明与 MVP 核心功能边界的收敛</w:t>
-            </w:r>
-          </w:p>
-          <w:p>
-            <w:pPr>
-              <w:widowControl/>
-              <w:spacing w:line="400" w:lineRule="exact"/>
-              <w:jc w:val="left"/>
-              <w:rPr>
-                <w:rFonts w:ascii="FangSong_GB2312" w:eastAsia="FangSong_GB2312" w:hAnsi="FangSong_GB2312" w:cs="FangSong_GB2312"/>
-                <w:kern w:val="0"/>
-                <w:sz w:val="24"/>
-              </w:rPr>
-            </w:pPr>
-            <w:r>
-              <w:rPr>
-                <w:rFonts w:ascii="FangSong_GB2312" w:eastAsia="FangSong_GB2312" w:hAnsi="FangSong_GB2312" w:cs="FangSong_GB2312" w:hint="eastAsia"/>
-                <w:kern w:val="0"/>
-                <w:sz w:val="24"/>
-              </w:rPr>
-              <w:t xml:space="preserve">3. 激发学生学习动机与探索兴趣。</w:t>
-            </w:r>
-          </w:p>
-          <w:p>
-            <w:pPr>
-              <w:widowControl/>
-              <w:spacing w:line="400" w:lineRule="exact"/>
-              <w:jc w:val="left"/>
-              <w:rPr>
-                <w:rFonts w:ascii="FangSong_GB2312" w:eastAsia="FangSong_GB2312" w:hAnsi="FangSong_GB2312" w:cs="FangSong_GB2312"/>
-                <w:kern w:val="0"/>
-                <w:sz w:val="24"/>
-              </w:rPr>
-            </w:pPr>
-            <w:r>
-              <w:rPr>
-                <w:rFonts w:ascii="FangSong_GB2312" w:eastAsia="FangSong_GB2312" w:hAnsi="FangSong_GB2312" w:cs="FangSong_GB2312" w:hint="eastAsia"/>
-                <w:kern w:val="0"/>
-                <w:sz w:val="24"/>
-              </w:rPr>
-              <w:t xml:space="preserve">【教学方法】项目导引、案例复盘、MVP 清单讨论与决策</w:t>
-            </w:r>
-          </w:p>
-          <w:p>
-            <w:pPr>
-              <w:widowControl/>
-              <w:spacing w:line="400" w:lineRule="exact"/>
-              <w:jc w:val="left"/>
-              <w:rPr>
-                <w:rFonts w:ascii="FangSong_GB2312" w:eastAsia="FangSong_GB2312" w:hAnsi="FangSong_GB2312" w:cs="FangSong_GB2312"/>
-                <w:kern w:val="0"/>
-                <w:sz w:val="24"/>
-              </w:rPr>
-            </w:pPr>
-            <w:r>
-              <w:rPr>
-                <w:rFonts w:ascii="FangSong_GB2312" w:eastAsia="FangSong_GB2312" w:hAnsi="FangSong_GB2312" w:cs="FangSong_GB2312" w:hint="eastAsia"/>
-                <w:kern w:val="0"/>
-                <w:sz w:val="24"/>
-              </w:rPr>
-              <w:t xml:space="preserve">【时间安排】约10分钟（0.2实践学时）</w:t>
-            </w:r>
-          </w:p>
-          <w:p>
-            <w:pPr>
-              <w:widowControl/>
-              <w:spacing w:line="400" w:lineRule="exact"/>
-              <w:jc w:val="left"/>
-              <w:rPr>
-                <w:rFonts w:ascii="FangSong_GB2312" w:eastAsia="FangSong_GB2312" w:hAnsi="FangSong_GB2312" w:cs="FangSong_GB2312"/>
-                <w:kern w:val="0"/>
-                <w:sz w:val="24"/>
-              </w:rPr>
-            </w:pPr>
-            <w:r>
-              <w:rPr>
-                <w:rFonts w:ascii="FangSong_GB2312" w:eastAsia="FangSong_GB2312" w:hAnsi="FangSong_GB2312" w:cs="FangSong_GB2312" w:hint="eastAsia"/>
-                <w:kern w:val="0"/>
-                <w:sz w:val="24"/>
-              </w:rPr>
-              <w:t xml:space="preserve">【课堂思考】</w:t>
+              <w:t xml:space="preserve">教学组织复习 JTBD 洞察，揭示功能臃肿的困境与缺乏验证带来的灾难性后果</w:t>
+            </w:r>
+          </w:p>
+          <w:p>
+            <w:pPr>
+              <w:widowControl/>
+              <w:spacing w:line="400" w:lineRule="exact"/>
+              <w:jc w:val="left"/>
+              <w:rPr>
+                <w:rFonts w:ascii="FangSong_GB2312" w:eastAsia="FangSong_GB2312" w:hAnsi="FangSong_GB2312" w:cs="FangSong_GB2312"/>
+                <w:kern w:val="0"/>
+                <w:sz w:val="24"/>
+              </w:rPr>
+            </w:pPr>
+            <w:r>
+              <w:rPr>
+                <w:rFonts w:ascii="FangSong_GB2312" w:eastAsia="FangSong_GB2312" w:hAnsi="FangSong_GB2312" w:cs="FangSong_GB2312" w:hint="eastAsia"/>
+                <w:kern w:val="0"/>
+                <w:sz w:val="24"/>
+              </w:rPr>
+              <w:t xml:space="preserve">教学方法项目导引、案例复盘、MVP 清单讨论与决策</w:t>
+            </w:r>
+          </w:p>
+          <w:p>
+            <w:pPr>
+              <w:widowControl/>
+              <w:spacing w:line="400" w:lineRule="exact"/>
+              <w:jc w:val="left"/>
+              <w:rPr>
+                <w:rFonts w:ascii="FangSong_GB2312" w:eastAsia="FangSong_GB2312" w:hAnsi="FangSong_GB2312" w:cs="FangSong_GB2312"/>
+                <w:kern w:val="0"/>
+                <w:sz w:val="24"/>
+              </w:rPr>
+            </w:pPr>
+            <w:r>
+              <w:rPr>
+                <w:rFonts w:ascii="FangSong_GB2312" w:eastAsia="FangSong_GB2312" w:hAnsi="FangSong_GB2312" w:cs="FangSong_GB2312" w:hint="eastAsia"/>
+                <w:kern w:val="0"/>
+                <w:sz w:val="24"/>
+              </w:rPr>
+              <w:t xml:space="preserve">时间安排约25分钟（0.6实践学时）</w:t>
+            </w:r>
+          </w:p>
+          <w:p>
+            <w:pPr>
+              <w:widowControl/>
+              <w:spacing w:line="400" w:lineRule="exact"/>
+              <w:jc w:val="left"/>
+              <w:rPr>
+                <w:rFonts w:ascii="FangSong_GB2312" w:eastAsia="FangSong_GB2312" w:hAnsi="FangSong_GB2312" w:cs="FangSong_GB2312"/>
+                <w:kern w:val="0"/>
+                <w:sz w:val="24"/>
+              </w:rPr>
+            </w:pPr>
+            <w:r>
+              <w:rPr>
+                <w:rFonts w:ascii="FangSong_GB2312" w:eastAsia="FangSong_GB2312" w:hAnsi="FangSong_GB2312" w:cs="FangSong_GB2312" w:hint="eastAsia"/>
+                <w:kern w:val="0"/>
+                <w:sz w:val="24"/>
+              </w:rPr>
+              <w:t xml:space="preserve">课堂思考</w:t>
             </w:r>
           </w:p>
         </w:tc>
@@ -1579,167 +1396,387 @@
                 <w:kern w:val="0"/>
                 <w:sz w:val="24"/>
               </w:rPr>
-              <w:t xml:space="preserve">【教学组织】核心方法与实操解析:</w:t>
-            </w:r>
-          </w:p>
-          <w:p>
-            <w:pPr>
-              <w:widowControl/>
-              <w:spacing w:line="400" w:lineRule="exact"/>
-              <w:jc w:val="left"/>
-              <w:rPr>
-                <w:rFonts w:ascii="FangSong_GB2312" w:eastAsia="FangSong_GB2312" w:hAnsi="FangSong_GB2312" w:cs="FangSong_GB2312"/>
-                <w:kern w:val="0"/>
-                <w:sz w:val="24"/>
-              </w:rPr>
-            </w:pPr>
-            <w:r>
-              <w:rPr>
-                <w:rFonts w:ascii="FangSong_GB2312" w:eastAsia="FangSong_GB2312" w:hAnsi="FangSong_GB2312" w:cs="FangSong_GB2312" w:hint="eastAsia"/>
-                <w:kern w:val="0"/>
-                <w:sz w:val="24"/>
-              </w:rPr>
-              <w:t xml:space="preserve">1. 实训主线：假设驱动设计实践、Proto-Persona vs 重型 Persona、MVP 边界收敛方法（MoSCoW）</w:t>
-            </w:r>
-          </w:p>
-          <w:p>
-            <w:pPr>
-              <w:widowControl/>
-              <w:spacing w:line="400" w:lineRule="exact"/>
-              <w:jc w:val="left"/>
-              <w:rPr>
-                <w:rFonts w:ascii="FangSong_GB2312" w:eastAsia="FangSong_GB2312" w:hAnsi="FangSong_GB2312" w:cs="FangSong_GB2312"/>
-                <w:kern w:val="0"/>
-                <w:sz w:val="24"/>
-              </w:rPr>
-            </w:pPr>
-            <w:r>
-              <w:rPr>
-                <w:rFonts w:ascii="FangSong_GB2312" w:eastAsia="FangSong_GB2312" w:hAnsi="FangSong_GB2312" w:cs="FangSong_GB2312" w:hint="eastAsia"/>
-                <w:kern w:val="0"/>
-                <w:sz w:val="24"/>
-              </w:rPr>
-              <w:t xml:space="preserve">2. 实践要点拆解：4.1 抛弃重型 Persona，假设驱动与极简场景的界定 4.2 启动并完成 实验2(Exp2)，制作 Proto-Persona 用户画像</w:t>
-            </w:r>
-          </w:p>
-          <w:p>
-            <w:pPr>
-              <w:widowControl/>
-              <w:spacing w:line="400" w:lineRule="exact"/>
-              <w:jc w:val="left"/>
-              <w:rPr>
-                <w:rFonts w:ascii="FangSong_GB2312" w:eastAsia="FangSong_GB2312" w:hAnsi="FangSong_GB2312" w:cs="FangSong_GB2312"/>
-                <w:kern w:val="0"/>
-                <w:sz w:val="24"/>
-              </w:rPr>
-            </w:pPr>
-            <w:r>
-              <w:rPr>
-                <w:rFonts w:ascii="FangSong_GB2312" w:eastAsia="FangSong_GB2312" w:hAnsi="FangSong_GB2312" w:cs="FangSong_GB2312" w:hint="eastAsia"/>
-                <w:kern w:val="0"/>
-                <w:sz w:val="24"/>
-              </w:rPr>
-              <w:t xml:space="preserve">3. 重难点突破：针对“在发散的需求中果断做减法，精确定义仅验证核心假设的 MVP 范围”，采用案例剖析策略。</w:t>
-            </w:r>
-          </w:p>
-          <w:p>
-            <w:pPr>
-              <w:widowControl/>
-              <w:spacing w:line="400" w:lineRule="exact"/>
-              <w:jc w:val="left"/>
-              <w:rPr>
-                <w:rFonts w:ascii="FangSong_GB2312" w:eastAsia="FangSong_GB2312" w:hAnsi="FangSong_GB2312" w:cs="FangSong_GB2312"/>
-                <w:kern w:val="0"/>
-                <w:sz w:val="24"/>
-              </w:rPr>
-            </w:pPr>
-            <w:r>
-              <w:rPr>
-                <w:rFonts w:ascii="FangSong_GB2312" w:eastAsia="FangSong_GB2312" w:hAnsi="FangSong_GB2312" w:cs="FangSong_GB2312" w:hint="eastAsia"/>
-                <w:kern w:val="0"/>
-                <w:sz w:val="24"/>
-              </w:rPr>
-              <w:t xml:space="preserve">4. 支撑目标：应用假设驱动的敏捷设计思维</w:t>
-            </w:r>
-          </w:p>
-          <w:p>
-            <w:pPr>
-              <w:widowControl/>
-              <w:spacing w:line="400" w:lineRule="exact"/>
-              <w:jc w:val="left"/>
-              <w:rPr>
-                <w:rFonts w:ascii="FangSong_GB2312" w:eastAsia="FangSong_GB2312" w:hAnsi="FangSong_GB2312" w:cs="FangSong_GB2312"/>
-                <w:kern w:val="0"/>
-                <w:sz w:val="24"/>
-              </w:rPr>
-            </w:pPr>
-            <w:r>
-              <w:rPr>
-                <w:rFonts w:ascii="FangSong_GB2312" w:eastAsia="FangSong_GB2312" w:hAnsi="FangSong_GB2312" w:cs="FangSong_GB2312" w:hint="eastAsia"/>
-                <w:kern w:val="0"/>
-                <w:sz w:val="24"/>
-              </w:rPr>
-              <w:t xml:space="preserve">【教学方法】项目导引、案例复盘、MVP 清单讨论与决策</w:t>
-            </w:r>
-          </w:p>
-          <w:p>
-            <w:pPr>
-              <w:widowControl/>
-              <w:spacing w:line="400" w:lineRule="exact"/>
-              <w:jc w:val="left"/>
-              <w:rPr>
-                <w:rFonts w:ascii="FangSong_GB2312" w:eastAsia="FangSong_GB2312" w:hAnsi="FangSong_GB2312" w:cs="FangSong_GB2312"/>
-                <w:kern w:val="0"/>
-                <w:sz w:val="24"/>
-              </w:rPr>
-            </w:pPr>
-            <w:r>
-              <w:rPr>
-                <w:rFonts w:ascii="FangSong_GB2312" w:eastAsia="FangSong_GB2312" w:hAnsi="FangSong_GB2312" w:cs="FangSong_GB2312" w:hint="eastAsia"/>
-                <w:kern w:val="0"/>
-                <w:sz w:val="24"/>
-              </w:rPr>
-              <w:t xml:space="preserve">【时间安排】约65分钟（1.4实践学时）</w:t>
-            </w:r>
-          </w:p>
-          <w:p>
-            <w:pPr>
-              <w:widowControl/>
-              <w:spacing w:line="400" w:lineRule="exact"/>
-              <w:jc w:val="left"/>
-              <w:rPr>
-                <w:rFonts w:ascii="FangSong_GB2312" w:eastAsia="FangSong_GB2312" w:hAnsi="FangSong_GB2312" w:cs="FangSong_GB2312"/>
-                <w:kern w:val="0"/>
-                <w:sz w:val="24"/>
-              </w:rPr>
-            </w:pPr>
-            <w:r>
-              <w:rPr>
-                <w:rFonts w:ascii="FangSong_GB2312" w:eastAsia="FangSong_GB2312" w:hAnsi="FangSong_GB2312" w:cs="FangSong_GB2312" w:hint="eastAsia"/>
-                <w:kern w:val="0"/>
-                <w:sz w:val="24"/>
-              </w:rPr>
-              <w:t xml:space="preserve">【课堂思考】</w:t>
-            </w:r>
-          </w:p>
-          <w:p>
-            <w:pPr>
-              <w:widowControl/>
-              <w:spacing w:line="400" w:lineRule="exact"/>
-              <w:jc w:val="left"/>
-              <w:rPr>
-                <w:rFonts w:ascii="FangSong_GB2312" w:eastAsia="FangSong_GB2312" w:hAnsi="FangSong_GB2312" w:cs="FangSong_GB2312"/>
-                <w:kern w:val="0"/>
-                <w:sz w:val="24"/>
-              </w:rPr>
-            </w:pPr>
-            <w:r>
-              <w:rPr>
-                <w:rFonts w:ascii="FangSong_GB2312" w:eastAsia="FangSong_GB2312" w:hAnsi="FangSong_GB2312" w:cs="FangSong_GB2312" w:hint="eastAsia"/>
-                <w:kern w:val="0"/>
-                <w:sz w:val="24"/>
-              </w:rPr>
-              <w:t xml:space="preserve">【课程思政融入点】培养实事求是的科学试错精神，防范工程浪费</w:t>
+              <w:t xml:space="preserve">教学组织摒弃重型画像，讲解 Proto-Persona 的快速推演及打破人口学陷阱的三道验证关卡</w:t>
+            </w:r>
+          </w:p>
+          <w:p>
+            <w:pPr>
+              <w:widowControl/>
+              <w:spacing w:line="400" w:lineRule="exact"/>
+              <w:jc w:val="left"/>
+              <w:rPr>
+                <w:rFonts w:ascii="FangSong_GB2312" w:eastAsia="FangSong_GB2312" w:hAnsi="FangSong_GB2312" w:cs="FangSong_GB2312"/>
+                <w:kern w:val="0"/>
+                <w:sz w:val="24"/>
+              </w:rPr>
+            </w:pPr>
+            <w:r>
+              <w:rPr>
+                <w:rFonts w:ascii="FangSong_GB2312" w:eastAsia="FangSong_GB2312" w:hAnsi="FangSong_GB2312" w:cs="FangSong_GB2312" w:hint="eastAsia"/>
+                <w:kern w:val="0"/>
+                <w:sz w:val="24"/>
+              </w:rPr>
+              <w:t xml:space="preserve">教学方法项目导引、案例复盘、MVP 清单讨论与决策</w:t>
+            </w:r>
+          </w:p>
+          <w:p>
+            <w:pPr>
+              <w:widowControl/>
+              <w:spacing w:line="400" w:lineRule="exact"/>
+              <w:jc w:val="left"/>
+              <w:rPr>
+                <w:rFonts w:ascii="FangSong_GB2312" w:eastAsia="FangSong_GB2312" w:hAnsi="FangSong_GB2312" w:cs="FangSong_GB2312"/>
+                <w:kern w:val="0"/>
+                <w:sz w:val="24"/>
+              </w:rPr>
+            </w:pPr>
+            <w:r>
+              <w:rPr>
+                <w:rFonts w:ascii="FangSong_GB2312" w:eastAsia="FangSong_GB2312" w:hAnsi="FangSong_GB2312" w:cs="FangSong_GB2312" w:hint="eastAsia"/>
+                <w:kern w:val="0"/>
+                <w:sz w:val="24"/>
+              </w:rPr>
+              <w:t xml:space="preserve">时间安排约20分钟（0.4实践学时）</w:t>
+            </w:r>
+          </w:p>
+          <w:p>
+            <w:pPr>
+              <w:widowControl/>
+              <w:spacing w:line="400" w:lineRule="exact"/>
+              <w:jc w:val="left"/>
+              <w:rPr>
+                <w:rFonts w:ascii="FangSong_GB2312" w:eastAsia="FangSong_GB2312" w:hAnsi="FangSong_GB2312" w:cs="FangSong_GB2312"/>
+                <w:kern w:val="0"/>
+                <w:sz w:val="24"/>
+              </w:rPr>
+            </w:pPr>
+            <w:r>
+              <w:rPr>
+                <w:rFonts w:ascii="FangSong_GB2312" w:eastAsia="FangSong_GB2312" w:hAnsi="FangSong_GB2312" w:cs="FangSong_GB2312" w:hint="eastAsia"/>
+                <w:kern w:val="0"/>
+                <w:sz w:val="24"/>
+              </w:rPr>
+              <w:t xml:space="preserve">课堂思考</w:t>
+            </w:r>
+          </w:p>
+          <w:p>
+            <w:pPr>
+              <w:widowControl/>
+              <w:spacing w:line="400" w:lineRule="exact"/>
+              <w:jc w:val="left"/>
+              <w:rPr>
+                <w:rFonts w:ascii="FangSong_GB2312" w:eastAsia="FangSong_GB2312" w:hAnsi="FangSong_GB2312" w:cs="FangSong_GB2312"/>
+                <w:kern w:val="0"/>
+                <w:sz w:val="24"/>
+              </w:rPr>
+            </w:pPr>
+            <w:r>
+              <w:rPr>
+                <w:rFonts w:ascii="FangSong_GB2312" w:eastAsia="FangSong_GB2312" w:hAnsi="FangSong_GB2312" w:cs="FangSong_GB2312" w:hint="eastAsia"/>
+                <w:kern w:val="0"/>
+                <w:sz w:val="24"/>
+              </w:rPr>
+              <w:t xml:space="preserve">课程思政融入点</w:t>
+            </w:r>
+          </w:p>
+          <w:p>
+            <w:pPr>
+              <w:widowControl/>
+              <w:spacing w:line="400" w:lineRule="exact"/>
+              <w:jc w:val="left"/>
+              <w:rPr>
+                <w:rFonts w:ascii="FangSong_GB2312" w:eastAsia="FangSong_GB2312" w:hAnsi="FangSong_GB2312" w:cs="FangSong_GB2312"/>
+                <w:kern w:val="0"/>
+                <w:sz w:val="24"/>
+              </w:rPr>
+            </w:pPr>
+            <w:r>
+              <w:rPr>
+                <w:rFonts w:ascii="FangSong_GB2312" w:eastAsia="FangSong_GB2312" w:hAnsi="FangSong_GB2312" w:cs="FangSong_GB2312" w:hint="eastAsia"/>
+                <w:kern w:val="0"/>
+                <w:sz w:val="24"/>
+              </w:rPr>
+              <w:t xml:space="preserve">教学组织从传统的交付功能重构为假设声明，分析 Output 与 Outcome 谬误，组装四段式假设骨架</w:t>
+            </w:r>
+          </w:p>
+          <w:p>
+            <w:pPr>
+              <w:widowControl/>
+              <w:spacing w:line="400" w:lineRule="exact"/>
+              <w:jc w:val="left"/>
+              <w:rPr>
+                <w:rFonts w:ascii="FangSong_GB2312" w:eastAsia="FangSong_GB2312" w:hAnsi="FangSong_GB2312" w:cs="FangSong_GB2312"/>
+                <w:kern w:val="0"/>
+                <w:sz w:val="24"/>
+              </w:rPr>
+            </w:pPr>
+            <w:r>
+              <w:rPr>
+                <w:rFonts w:ascii="FangSong_GB2312" w:eastAsia="FangSong_GB2312" w:hAnsi="FangSong_GB2312" w:cs="FangSong_GB2312" w:hint="eastAsia"/>
+                <w:kern w:val="0"/>
+                <w:sz w:val="24"/>
+              </w:rPr>
+              <w:t xml:space="preserve">教学方法项目导引、案例复盘、MVP 清单讨论与决策</w:t>
+            </w:r>
+          </w:p>
+          <w:p>
+            <w:pPr>
+              <w:widowControl/>
+              <w:spacing w:line="400" w:lineRule="exact"/>
+              <w:jc w:val="left"/>
+              <w:rPr>
+                <w:rFonts w:ascii="FangSong_GB2312" w:eastAsia="FangSong_GB2312" w:hAnsi="FangSong_GB2312" w:cs="FangSong_GB2312"/>
+                <w:kern w:val="0"/>
+                <w:sz w:val="24"/>
+              </w:rPr>
+            </w:pPr>
+            <w:r>
+              <w:rPr>
+                <w:rFonts w:ascii="FangSong_GB2312" w:eastAsia="FangSong_GB2312" w:hAnsi="FangSong_GB2312" w:cs="FangSong_GB2312" w:hint="eastAsia"/>
+                <w:kern w:val="0"/>
+                <w:sz w:val="24"/>
+              </w:rPr>
+              <w:t xml:space="preserve">时间安排约20分钟（0.4实践学时）</w:t>
+            </w:r>
+          </w:p>
+          <w:p>
+            <w:pPr>
+              <w:widowControl/>
+              <w:spacing w:line="400" w:lineRule="exact"/>
+              <w:jc w:val="left"/>
+              <w:rPr>
+                <w:rFonts w:ascii="FangSong_GB2312" w:eastAsia="FangSong_GB2312" w:hAnsi="FangSong_GB2312" w:cs="FangSong_GB2312"/>
+                <w:kern w:val="0"/>
+                <w:sz w:val="24"/>
+              </w:rPr>
+            </w:pPr>
+            <w:r>
+              <w:rPr>
+                <w:rFonts w:ascii="FangSong_GB2312" w:eastAsia="FangSong_GB2312" w:hAnsi="FangSong_GB2312" w:cs="FangSong_GB2312" w:hint="eastAsia"/>
+                <w:kern w:val="0"/>
+                <w:sz w:val="24"/>
+              </w:rPr>
+              <w:t xml:space="preserve">课堂思考</w:t>
+            </w:r>
+          </w:p>
+          <w:p>
+            <w:pPr>
+              <w:widowControl/>
+              <w:spacing w:line="400" w:lineRule="exact"/>
+              <w:jc w:val="left"/>
+              <w:rPr>
+                <w:rFonts w:ascii="FangSong_GB2312" w:eastAsia="FangSong_GB2312" w:hAnsi="FangSong_GB2312" w:cs="FangSong_GB2312"/>
+                <w:kern w:val="0"/>
+                <w:sz w:val="24"/>
+              </w:rPr>
+            </w:pPr>
+            <w:r>
+              <w:rPr>
+                <w:rFonts w:ascii="FangSong_GB2312" w:eastAsia="FangSong_GB2312" w:hAnsi="FangSong_GB2312" w:cs="FangSong_GB2312" w:hint="eastAsia"/>
+                <w:kern w:val="0"/>
+                <w:sz w:val="24"/>
+              </w:rPr>
+              <w:t xml:space="preserve">课程思政融入点</w:t>
+            </w:r>
+          </w:p>
+          <w:p>
+            <w:pPr>
+              <w:widowControl/>
+              <w:spacing w:line="400" w:lineRule="exact"/>
+              <w:jc w:val="left"/>
+              <w:rPr>
+                <w:rFonts w:ascii="FangSong_GB2312" w:eastAsia="FangSong_GB2312" w:hAnsi="FangSong_GB2312" w:cs="FangSong_GB2312"/>
+                <w:kern w:val="0"/>
+                <w:sz w:val="24"/>
+              </w:rPr>
+            </w:pPr>
+            <w:r>
+              <w:rPr>
+                <w:rFonts w:ascii="FangSong_GB2312" w:eastAsia="FangSong_GB2312" w:hAnsi="FangSong_GB2312" w:cs="FangSong_GB2312" w:hint="eastAsia"/>
+                <w:kern w:val="0"/>
+                <w:sz w:val="24"/>
+              </w:rPr>
+              <w:t xml:space="preserve">教学组织引入风险×价值矩阵（HPC），设定四象限裁决原则以规避软性盲区</w:t>
+            </w:r>
+          </w:p>
+          <w:p>
+            <w:pPr>
+              <w:widowControl/>
+              <w:spacing w:line="400" w:lineRule="exact"/>
+              <w:jc w:val="left"/>
+              <w:rPr>
+                <w:rFonts w:ascii="FangSong_GB2312" w:eastAsia="FangSong_GB2312" w:hAnsi="FangSong_GB2312" w:cs="FangSong_GB2312"/>
+                <w:kern w:val="0"/>
+                <w:sz w:val="24"/>
+              </w:rPr>
+            </w:pPr>
+            <w:r>
+              <w:rPr>
+                <w:rFonts w:ascii="FangSong_GB2312" w:eastAsia="FangSong_GB2312" w:hAnsi="FangSong_GB2312" w:cs="FangSong_GB2312" w:hint="eastAsia"/>
+                <w:kern w:val="0"/>
+                <w:sz w:val="24"/>
+              </w:rPr>
+              <w:t xml:space="preserve">教学方法项目导引、案例复盘、MVP 清单讨论与决策</w:t>
+            </w:r>
+          </w:p>
+          <w:p>
+            <w:pPr>
+              <w:widowControl/>
+              <w:spacing w:line="400" w:lineRule="exact"/>
+              <w:jc w:val="left"/>
+              <w:rPr>
+                <w:rFonts w:ascii="FangSong_GB2312" w:eastAsia="FangSong_GB2312" w:hAnsi="FangSong_GB2312" w:cs="FangSong_GB2312"/>
+                <w:kern w:val="0"/>
+                <w:sz w:val="24"/>
+              </w:rPr>
+            </w:pPr>
+            <w:r>
+              <w:rPr>
+                <w:rFonts w:ascii="FangSong_GB2312" w:eastAsia="FangSong_GB2312" w:hAnsi="FangSong_GB2312" w:cs="FangSong_GB2312" w:hint="eastAsia"/>
+                <w:kern w:val="0"/>
+                <w:sz w:val="24"/>
+              </w:rPr>
+              <w:t xml:space="preserve">时间安排约10分钟（0.2实践学时）</w:t>
+            </w:r>
+          </w:p>
+          <w:p>
+            <w:pPr>
+              <w:widowControl/>
+              <w:spacing w:line="400" w:lineRule="exact"/>
+              <w:jc w:val="left"/>
+              <w:rPr>
+                <w:rFonts w:ascii="FangSong_GB2312" w:eastAsia="FangSong_GB2312" w:hAnsi="FangSong_GB2312" w:cs="FangSong_GB2312"/>
+                <w:kern w:val="0"/>
+                <w:sz w:val="24"/>
+              </w:rPr>
+            </w:pPr>
+            <w:r>
+              <w:rPr>
+                <w:rFonts w:ascii="FangSong_GB2312" w:eastAsia="FangSong_GB2312" w:hAnsi="FangSong_GB2312" w:cs="FangSong_GB2312" w:hint="eastAsia"/>
+                <w:kern w:val="0"/>
+                <w:sz w:val="24"/>
+              </w:rPr>
+              <w:t xml:space="preserve">课堂思考</w:t>
+            </w:r>
+          </w:p>
+          <w:p>
+            <w:pPr>
+              <w:widowControl/>
+              <w:spacing w:line="400" w:lineRule="exact"/>
+              <w:jc w:val="left"/>
+              <w:rPr>
+                <w:rFonts w:ascii="FangSong_GB2312" w:eastAsia="FangSong_GB2312" w:hAnsi="FangSong_GB2312" w:cs="FangSong_GB2312"/>
+                <w:kern w:val="0"/>
+                <w:sz w:val="24"/>
+              </w:rPr>
+            </w:pPr>
+            <w:r>
+              <w:rPr>
+                <w:rFonts w:ascii="FangSong_GB2312" w:eastAsia="FangSong_GB2312" w:hAnsi="FangSong_GB2312" w:cs="FangSong_GB2312" w:hint="eastAsia"/>
+                <w:kern w:val="0"/>
+                <w:sz w:val="24"/>
+              </w:rPr>
+              <w:t xml:space="preserve">课程思政融入点</w:t>
+            </w:r>
+          </w:p>
+          <w:p>
+            <w:pPr>
+              <w:widowControl/>
+              <w:spacing w:line="400" w:lineRule="exact"/>
+              <w:jc w:val="left"/>
+              <w:rPr>
+                <w:rFonts w:ascii="FangSong_GB2312" w:eastAsia="FangSong_GB2312" w:hAnsi="FangSong_GB2312" w:cs="FangSong_GB2312"/>
+                <w:kern w:val="0"/>
+                <w:sz w:val="24"/>
+              </w:rPr>
+            </w:pPr>
+            <w:r>
+              <w:rPr>
+                <w:rFonts w:ascii="FangSong_GB2312" w:eastAsia="FangSong_GB2312" w:hAnsi="FangSong_GB2312" w:cs="FangSong_GB2312" w:hint="eastAsia"/>
+                <w:kern w:val="0"/>
+                <w:sz w:val="24"/>
+              </w:rPr>
+              <w:t xml:space="preserve">教学组织解析 MVP 的学习工具本质，阐述真相曲线法则，展示纸质原型、着陆页、假按钮及绿野仙踪等光谱实战</w:t>
+            </w:r>
+          </w:p>
+          <w:p>
+            <w:pPr>
+              <w:widowControl/>
+              <w:spacing w:line="400" w:lineRule="exact"/>
+              <w:jc w:val="left"/>
+              <w:rPr>
+                <w:rFonts w:ascii="FangSong_GB2312" w:eastAsia="FangSong_GB2312" w:hAnsi="FangSong_GB2312" w:cs="FangSong_GB2312"/>
+                <w:kern w:val="0"/>
+                <w:sz w:val="24"/>
+              </w:rPr>
+            </w:pPr>
+            <w:r>
+              <w:rPr>
+                <w:rFonts w:ascii="FangSong_GB2312" w:eastAsia="FangSong_GB2312" w:hAnsi="FangSong_GB2312" w:cs="FangSong_GB2312" w:hint="eastAsia"/>
+                <w:kern w:val="0"/>
+                <w:sz w:val="24"/>
+              </w:rPr>
+              <w:t xml:space="preserve">教学方法项目导引、案例复盘、MVP 清单讨论与决策</w:t>
+            </w:r>
+          </w:p>
+          <w:p>
+            <w:pPr>
+              <w:widowControl/>
+              <w:spacing w:line="400" w:lineRule="exact"/>
+              <w:jc w:val="left"/>
+              <w:rPr>
+                <w:rFonts w:ascii="FangSong_GB2312" w:eastAsia="FangSong_GB2312" w:hAnsi="FangSong_GB2312" w:cs="FangSong_GB2312"/>
+                <w:kern w:val="0"/>
+                <w:sz w:val="24"/>
+              </w:rPr>
+            </w:pPr>
+            <w:r>
+              <w:rPr>
+                <w:rFonts w:ascii="FangSong_GB2312" w:eastAsia="FangSong_GB2312" w:hAnsi="FangSong_GB2312" w:cs="FangSong_GB2312" w:hint="eastAsia"/>
+                <w:kern w:val="0"/>
+                <w:sz w:val="24"/>
+              </w:rPr>
+              <w:t xml:space="preserve">时间安排约25分钟（0.6实践学时）</w:t>
+            </w:r>
+          </w:p>
+          <w:p>
+            <w:pPr>
+              <w:widowControl/>
+              <w:spacing w:line="400" w:lineRule="exact"/>
+              <w:jc w:val="left"/>
+              <w:rPr>
+                <w:rFonts w:ascii="FangSong_GB2312" w:eastAsia="FangSong_GB2312" w:hAnsi="FangSong_GB2312" w:cs="FangSong_GB2312"/>
+                <w:kern w:val="0"/>
+                <w:sz w:val="24"/>
+              </w:rPr>
+            </w:pPr>
+            <w:r>
+              <w:rPr>
+                <w:rFonts w:ascii="FangSong_GB2312" w:eastAsia="FangSong_GB2312" w:hAnsi="FangSong_GB2312" w:cs="FangSong_GB2312" w:hint="eastAsia"/>
+                <w:kern w:val="0"/>
+                <w:sz w:val="24"/>
+              </w:rPr>
+              <w:t xml:space="preserve">课堂思考</w:t>
+            </w:r>
+          </w:p>
+          <w:p>
+            <w:pPr>
+              <w:widowControl/>
+              <w:spacing w:line="400" w:lineRule="exact"/>
+              <w:jc w:val="left"/>
+              <w:rPr>
+                <w:rFonts w:ascii="FangSong_GB2312" w:eastAsia="FangSong_GB2312" w:hAnsi="FangSong_GB2312" w:cs="FangSong_GB2312"/>
+                <w:kern w:val="0"/>
+                <w:sz w:val="24"/>
+              </w:rPr>
+            </w:pPr>
+            <w:r>
+              <w:rPr>
+                <w:rFonts w:ascii="FangSong_GB2312" w:eastAsia="FangSong_GB2312" w:hAnsi="FangSong_GB2312" w:cs="FangSong_GB2312" w:hint="eastAsia"/>
+                <w:kern w:val="0"/>
+                <w:sz w:val="24"/>
+              </w:rPr>
+              <w:t xml:space="preserve">课程思政融入点</w:t>
             </w:r>
           </w:p>
         </w:tc>
@@ -1852,139 +1889,337 @@
                 <w:kern w:val="0"/>
                 <w:sz w:val="24"/>
               </w:rPr>
-              <w:t xml:space="preserve">【教学组织】课堂实践与操作训练:</w:t>
-            </w:r>
-          </w:p>
-          <w:p>
-            <w:pPr>
-              <w:widowControl/>
-              <w:spacing w:line="400" w:lineRule="exact"/>
-              <w:jc w:val="left"/>
-              <w:rPr>
-                <w:rFonts w:ascii="FangSong_GB2312" w:eastAsia="FangSong_GB2312" w:hAnsi="FangSong_GB2312" w:cs="FangSong_GB2312"/>
-                <w:color w:val="000000"/>
-                <w:kern w:val="0"/>
-                <w:sz w:val="24"/>
-              </w:rPr>
-            </w:pPr>
-            <w:r>
-              <w:rPr>
-                <w:rFonts w:ascii="FangSong_GB2312" w:eastAsia="FangSong_GB2312" w:hAnsi="FangSong_GB2312" w:cs="FangSong_GB2312" w:hint="eastAsia"/>
-                <w:color w:val="000000"/>
-                <w:kern w:val="0"/>
-                <w:sz w:val="24"/>
-              </w:rPr>
-              <w:t xml:space="preserve">1. 实践任务指导：启动并完成 实验2(Exp2)——制作 Proto-Persona 用户画像，输出 MVP 清单</w:t>
-            </w:r>
-          </w:p>
-          <w:p>
-            <w:pPr>
-              <w:widowControl/>
-              <w:spacing w:line="400" w:lineRule="exact"/>
-              <w:jc w:val="left"/>
-              <w:rPr>
-                <w:rFonts w:ascii="FangSong_GB2312" w:eastAsia="FangSong_GB2312" w:hAnsi="FangSong_GB2312" w:cs="FangSong_GB2312"/>
-                <w:color w:val="000000"/>
-                <w:kern w:val="0"/>
-                <w:sz w:val="24"/>
-              </w:rPr>
-            </w:pPr>
-            <w:r>
-              <w:rPr>
-                <w:rFonts w:ascii="FangSong_GB2312" w:eastAsia="FangSong_GB2312" w:hAnsi="FangSong_GB2312" w:cs="FangSong_GB2312" w:hint="eastAsia"/>
-                <w:color w:val="000000"/>
-                <w:kern w:val="0"/>
-                <w:sz w:val="24"/>
-              </w:rPr>
-              <w:t xml:space="preserve">2. 核心任务目标：基于 W03 调研成果，撰写假设声明（Proto-Persona + Value Proposition），输出 MVP 功能优先级清单（MoSCoW 法）。</w:t>
-            </w:r>
-          </w:p>
-          <w:p>
-            <w:pPr>
-              <w:widowControl/>
-              <w:spacing w:line="400" w:lineRule="exact"/>
-              <w:jc w:val="left"/>
-              <w:rPr>
-                <w:rFonts w:ascii="FangSong_GB2312" w:eastAsia="FangSong_GB2312" w:hAnsi="FangSong_GB2312" w:cs="FangSong_GB2312"/>
-                <w:color w:val="000000"/>
-                <w:kern w:val="0"/>
-                <w:sz w:val="24"/>
-              </w:rPr>
-            </w:pPr>
-            <w:r>
-              <w:rPr>
-                <w:rFonts w:ascii="FangSong_GB2312" w:eastAsia="FangSong_GB2312" w:hAnsi="FangSong_GB2312" w:cs="FangSong_GB2312" w:hint="eastAsia"/>
-                <w:color w:val="000000"/>
-                <w:kern w:val="0"/>
-                <w:sz w:val="24"/>
-              </w:rPr>
-              <w:t xml:space="preserve">3. 教师巡回指导，及时发现并纠正学生实践中的认知偏差。</w:t>
-            </w:r>
-          </w:p>
-          <w:p>
-            <w:pPr>
-              <w:widowControl/>
-              <w:spacing w:line="400" w:lineRule="exact"/>
-              <w:jc w:val="left"/>
-              <w:rPr>
-                <w:rFonts w:ascii="FangSong_GB2312" w:eastAsia="FangSong_GB2312" w:hAnsi="FangSong_GB2312" w:cs="FangSong_GB2312"/>
-                <w:color w:val="000000"/>
-                <w:kern w:val="0"/>
-                <w:sz w:val="24"/>
-              </w:rPr>
-            </w:pPr>
-            <w:r>
-              <w:rPr>
-                <w:rFonts w:ascii="FangSong_GB2312" w:eastAsia="FangSong_GB2312" w:hAnsi="FangSong_GB2312" w:cs="FangSong_GB2312" w:hint="eastAsia"/>
-                <w:color w:val="000000"/>
-                <w:kern w:val="0"/>
-                <w:sz w:val="24"/>
-              </w:rPr>
-              <w:t xml:space="preserve">【教学方法】项目导引、案例复盘、MVP 清单讨论与决策</w:t>
-            </w:r>
-          </w:p>
-          <w:p>
-            <w:pPr>
-              <w:widowControl/>
-              <w:spacing w:line="400" w:lineRule="exact"/>
-              <w:jc w:val="left"/>
-              <w:rPr>
-                <w:rFonts w:ascii="FangSong_GB2312" w:eastAsia="FangSong_GB2312" w:hAnsi="FangSong_GB2312" w:cs="FangSong_GB2312"/>
-                <w:color w:val="000000"/>
-                <w:kern w:val="0"/>
-                <w:sz w:val="24"/>
-              </w:rPr>
-            </w:pPr>
-            <w:r>
-              <w:rPr>
-                <w:rFonts w:ascii="FangSong_GB2312" w:eastAsia="FangSong_GB2312" w:hAnsi="FangSong_GB2312" w:cs="FangSong_GB2312" w:hint="eastAsia"/>
-                <w:color w:val="000000"/>
-                <w:kern w:val="0"/>
-                <w:sz w:val="24"/>
-              </w:rPr>
-              <w:t xml:space="preserve">【时间安排】约80分钟（1.8实践学时）</w:t>
-            </w:r>
-          </w:p>
-          <w:p>
-            <w:pPr>
-              <w:widowControl/>
-              <w:spacing w:line="400" w:lineRule="exact"/>
-              <w:jc w:val="left"/>
-              <w:rPr>
-                <w:rFonts w:ascii="FangSong_GB2312" w:eastAsia="FangSong_GB2312" w:hAnsi="FangSong_GB2312" w:cs="FangSong_GB2312"/>
-                <w:color w:val="000000"/>
-                <w:kern w:val="0"/>
-                <w:sz w:val="24"/>
-              </w:rPr>
-            </w:pPr>
-            <w:r>
-              <w:rPr>
-                <w:rFonts w:ascii="FangSong_GB2312" w:eastAsia="FangSong_GB2312" w:hAnsi="FangSong_GB2312" w:cs="FangSong_GB2312" w:hint="eastAsia"/>
-                <w:color w:val="000000"/>
-                <w:kern w:val="0"/>
-                <w:sz w:val="24"/>
-              </w:rPr>
-              <w:t xml:space="preserve">【课堂思考】</w:t>
+              <w:t xml:space="preserve">教学组织法医预检与痛点重算：盘点小组前期调研素材并重新推演量化业务陈述</w:t>
+            </w:r>
+          </w:p>
+          <w:p>
+            <w:pPr>
+              <w:widowControl/>
+              <w:spacing w:line="400" w:lineRule="exact"/>
+              <w:jc w:val="left"/>
+              <w:rPr>
+                <w:rFonts w:ascii="FangSong_GB2312" w:eastAsia="FangSong_GB2312" w:hAnsi="FangSong_GB2312" w:cs="FangSong_GB2312"/>
+                <w:color w:val="000000"/>
+                <w:kern w:val="0"/>
+                <w:sz w:val="24"/>
+              </w:rPr>
+            </w:pPr>
+            <w:r>
+              <w:rPr>
+                <w:rFonts w:ascii="FangSong_GB2312" w:eastAsia="FangSong_GB2312" w:hAnsi="FangSong_GB2312" w:cs="FangSong_GB2312" w:hint="eastAsia"/>
+                <w:color w:val="000000"/>
+                <w:kern w:val="0"/>
+                <w:sz w:val="24"/>
+              </w:rPr>
+              <w:t xml:space="preserve">教学方法项目导引、案例复盘、MVP 清单讨论与决策</w:t>
+            </w:r>
+          </w:p>
+          <w:p>
+            <w:pPr>
+              <w:widowControl/>
+              <w:spacing w:line="400" w:lineRule="exact"/>
+              <w:jc w:val="left"/>
+              <w:rPr>
+                <w:rFonts w:ascii="FangSong_GB2312" w:eastAsia="FangSong_GB2312" w:hAnsi="FangSong_GB2312" w:cs="FangSong_GB2312"/>
+                <w:color w:val="000000"/>
+                <w:kern w:val="0"/>
+                <w:sz w:val="24"/>
+              </w:rPr>
+            </w:pPr>
+            <w:r>
+              <w:rPr>
+                <w:rFonts w:ascii="FangSong_GB2312" w:eastAsia="FangSong_GB2312" w:hAnsi="FangSong_GB2312" w:cs="FangSong_GB2312" w:hint="eastAsia"/>
+                <w:color w:val="000000"/>
+                <w:kern w:val="0"/>
+                <w:sz w:val="24"/>
+              </w:rPr>
+              <w:t xml:space="preserve">时间安排约20分钟（0.4实践学时）</w:t>
+            </w:r>
+          </w:p>
+          <w:p>
+            <w:pPr>
+              <w:widowControl/>
+              <w:spacing w:line="400" w:lineRule="exact"/>
+              <w:jc w:val="left"/>
+              <w:rPr>
+                <w:rFonts w:ascii="FangSong_GB2312" w:eastAsia="FangSong_GB2312" w:hAnsi="FangSong_GB2312" w:cs="FangSong_GB2312"/>
+                <w:color w:val="000000"/>
+                <w:kern w:val="0"/>
+                <w:sz w:val="24"/>
+              </w:rPr>
+            </w:pPr>
+            <w:r>
+              <w:rPr>
+                <w:rFonts w:ascii="FangSong_GB2312" w:eastAsia="FangSong_GB2312" w:hAnsi="FangSong_GB2312" w:cs="FangSong_GB2312" w:hint="eastAsia"/>
+                <w:color w:val="000000"/>
+                <w:kern w:val="0"/>
+                <w:sz w:val="24"/>
+              </w:rPr>
+              <w:t xml:space="preserve">课堂思考</w:t>
+            </w:r>
+          </w:p>
+          <w:p>
+            <w:pPr>
+              <w:widowControl/>
+              <w:spacing w:line="400" w:lineRule="exact"/>
+              <w:jc w:val="left"/>
+              <w:rPr>
+                <w:rFonts w:ascii="FangSong_GB2312" w:eastAsia="FangSong_GB2312" w:hAnsi="FangSong_GB2312" w:cs="FangSong_GB2312"/>
+                <w:color w:val="000000"/>
+                <w:kern w:val="0"/>
+                <w:sz w:val="24"/>
+              </w:rPr>
+            </w:pPr>
+            <w:r>
+              <w:rPr>
+                <w:rFonts w:ascii="FangSong_GB2312" w:eastAsia="FangSong_GB2312" w:hAnsi="FangSong_GB2312" w:cs="FangSong_GB2312" w:hint="eastAsia"/>
+                <w:color w:val="000000"/>
+                <w:kern w:val="0"/>
+                <w:sz w:val="24"/>
+              </w:rPr>
+              <w:t xml:space="preserve">教学组织Proto-Persona 深化：聚焦核心行为特征，各组相互指出彼此的人口学陷阱</w:t>
+            </w:r>
+          </w:p>
+          <w:p>
+            <w:pPr>
+              <w:widowControl/>
+              <w:spacing w:line="400" w:lineRule="exact"/>
+              <w:jc w:val="left"/>
+              <w:rPr>
+                <w:rFonts w:ascii="FangSong_GB2312" w:eastAsia="FangSong_GB2312" w:hAnsi="FangSong_GB2312" w:cs="FangSong_GB2312"/>
+                <w:color w:val="000000"/>
+                <w:kern w:val="0"/>
+                <w:sz w:val="24"/>
+              </w:rPr>
+            </w:pPr>
+            <w:r>
+              <w:rPr>
+                <w:rFonts w:ascii="FangSong_GB2312" w:eastAsia="FangSong_GB2312" w:hAnsi="FangSong_GB2312" w:cs="FangSong_GB2312" w:hint="eastAsia"/>
+                <w:color w:val="000000"/>
+                <w:kern w:val="0"/>
+                <w:sz w:val="24"/>
+              </w:rPr>
+              <w:t xml:space="preserve">教学方法项目导引、案例复盘、MVP 清单讨论与决策</w:t>
+            </w:r>
+          </w:p>
+          <w:p>
+            <w:pPr>
+              <w:widowControl/>
+              <w:spacing w:line="400" w:lineRule="exact"/>
+              <w:jc w:val="left"/>
+              <w:rPr>
+                <w:rFonts w:ascii="FangSong_GB2312" w:eastAsia="FangSong_GB2312" w:hAnsi="FangSong_GB2312" w:cs="FangSong_GB2312"/>
+                <w:color w:val="000000"/>
+                <w:kern w:val="0"/>
+                <w:sz w:val="24"/>
+              </w:rPr>
+            </w:pPr>
+            <w:r>
+              <w:rPr>
+                <w:rFonts w:ascii="FangSong_GB2312" w:eastAsia="FangSong_GB2312" w:hAnsi="FangSong_GB2312" w:cs="FangSong_GB2312" w:hint="eastAsia"/>
+                <w:color w:val="000000"/>
+                <w:kern w:val="0"/>
+                <w:sz w:val="24"/>
+              </w:rPr>
+              <w:t xml:space="preserve">时间安排约20分钟（0.4实践学时）</w:t>
+            </w:r>
+          </w:p>
+          <w:p>
+            <w:pPr>
+              <w:widowControl/>
+              <w:spacing w:line="400" w:lineRule="exact"/>
+              <w:jc w:val="left"/>
+              <w:rPr>
+                <w:rFonts w:ascii="FangSong_GB2312" w:eastAsia="FangSong_GB2312" w:hAnsi="FangSong_GB2312" w:cs="FangSong_GB2312"/>
+                <w:color w:val="000000"/>
+                <w:kern w:val="0"/>
+                <w:sz w:val="24"/>
+              </w:rPr>
+            </w:pPr>
+            <w:r>
+              <w:rPr>
+                <w:rFonts w:ascii="FangSong_GB2312" w:eastAsia="FangSong_GB2312" w:hAnsi="FangSong_GB2312" w:cs="FangSong_GB2312" w:hint="eastAsia"/>
+                <w:color w:val="000000"/>
+                <w:kern w:val="0"/>
+                <w:sz w:val="24"/>
+              </w:rPr>
+              <w:t xml:space="preserve">课堂思考</w:t>
+            </w:r>
+          </w:p>
+          <w:p>
+            <w:pPr>
+              <w:widowControl/>
+              <w:spacing w:line="400" w:lineRule="exact"/>
+              <w:jc w:val="left"/>
+              <w:rPr>
+                <w:rFonts w:ascii="FangSong_GB2312" w:eastAsia="FangSong_GB2312" w:hAnsi="FangSong_GB2312" w:cs="FangSong_GB2312"/>
+                <w:color w:val="000000"/>
+                <w:kern w:val="0"/>
+                <w:sz w:val="24"/>
+              </w:rPr>
+            </w:pPr>
+            <w:r>
+              <w:rPr>
+                <w:rFonts w:ascii="FangSong_GB2312" w:eastAsia="FangSong_GB2312" w:hAnsi="FangSong_GB2312" w:cs="FangSong_GB2312" w:hint="eastAsia"/>
+                <w:color w:val="000000"/>
+                <w:kern w:val="0"/>
+                <w:sz w:val="24"/>
+              </w:rPr>
+              <w:t xml:space="preserve">教学组织假设提炼：组内推演3条强力假设，并置入 HPC 矩阵角逐锁定第一象限目标</w:t>
+            </w:r>
+          </w:p>
+          <w:p>
+            <w:pPr>
+              <w:widowControl/>
+              <w:spacing w:line="400" w:lineRule="exact"/>
+              <w:jc w:val="left"/>
+              <w:rPr>
+                <w:rFonts w:ascii="FangSong_GB2312" w:eastAsia="FangSong_GB2312" w:hAnsi="FangSong_GB2312" w:cs="FangSong_GB2312"/>
+                <w:color w:val="000000"/>
+                <w:kern w:val="0"/>
+                <w:sz w:val="24"/>
+              </w:rPr>
+            </w:pPr>
+            <w:r>
+              <w:rPr>
+                <w:rFonts w:ascii="FangSong_GB2312" w:eastAsia="FangSong_GB2312" w:hAnsi="FangSong_GB2312" w:cs="FangSong_GB2312" w:hint="eastAsia"/>
+                <w:color w:val="000000"/>
+                <w:kern w:val="0"/>
+                <w:sz w:val="24"/>
+              </w:rPr>
+              <w:t xml:space="preserve">教学方法项目导引、案例复盘、MVP 清单讨论与决策</w:t>
+            </w:r>
+          </w:p>
+          <w:p>
+            <w:pPr>
+              <w:widowControl/>
+              <w:spacing w:line="400" w:lineRule="exact"/>
+              <w:jc w:val="left"/>
+              <w:rPr>
+                <w:rFonts w:ascii="FangSong_GB2312" w:eastAsia="FangSong_GB2312" w:hAnsi="FangSong_GB2312" w:cs="FangSong_GB2312"/>
+                <w:color w:val="000000"/>
+                <w:kern w:val="0"/>
+                <w:sz w:val="24"/>
+              </w:rPr>
+            </w:pPr>
+            <w:r>
+              <w:rPr>
+                <w:rFonts w:ascii="FangSong_GB2312" w:eastAsia="FangSong_GB2312" w:hAnsi="FangSong_GB2312" w:cs="FangSong_GB2312" w:hint="eastAsia"/>
+                <w:color w:val="000000"/>
+                <w:kern w:val="0"/>
+                <w:sz w:val="24"/>
+              </w:rPr>
+              <w:t xml:space="preserve">时间安排约25分钟（0.6实践学时）</w:t>
+            </w:r>
+          </w:p>
+          <w:p>
+            <w:pPr>
+              <w:widowControl/>
+              <w:spacing w:line="400" w:lineRule="exact"/>
+              <w:jc w:val="left"/>
+              <w:rPr>
+                <w:rFonts w:ascii="FangSong_GB2312" w:eastAsia="FangSong_GB2312" w:hAnsi="FangSong_GB2312" w:cs="FangSong_GB2312"/>
+                <w:color w:val="000000"/>
+                <w:kern w:val="0"/>
+                <w:sz w:val="24"/>
+              </w:rPr>
+            </w:pPr>
+            <w:r>
+              <w:rPr>
+                <w:rFonts w:ascii="FangSong_GB2312" w:eastAsia="FangSong_GB2312" w:hAnsi="FangSong_GB2312" w:cs="FangSong_GB2312" w:hint="eastAsia"/>
+                <w:color w:val="000000"/>
+                <w:kern w:val="0"/>
+                <w:sz w:val="24"/>
+              </w:rPr>
+              <w:t xml:space="preserve">课堂思考</w:t>
+            </w:r>
+          </w:p>
+          <w:p>
+            <w:pPr>
+              <w:widowControl/>
+              <w:spacing w:line="400" w:lineRule="exact"/>
+              <w:jc w:val="left"/>
+              <w:rPr>
+                <w:rFonts w:ascii="FangSong_GB2312" w:eastAsia="FangSong_GB2312" w:hAnsi="FangSong_GB2312" w:cs="FangSong_GB2312"/>
+                <w:color w:val="000000"/>
+                <w:kern w:val="0"/>
+                <w:sz w:val="24"/>
+              </w:rPr>
+            </w:pPr>
+            <w:r>
+              <w:rPr>
+                <w:rFonts w:ascii="FangSong_GB2312" w:eastAsia="FangSong_GB2312" w:hAnsi="FangSong_GB2312" w:cs="FangSong_GB2312" w:hint="eastAsia"/>
+                <w:color w:val="000000"/>
+                <w:kern w:val="0"/>
+                <w:sz w:val="24"/>
+              </w:rPr>
+              <w:t xml:space="preserve">教学组织构思 MVP 与课堂小结：规划极简实验方式，应用 MoSCoW 法则界定生死红线，树立成长型心态</w:t>
+            </w:r>
+          </w:p>
+          <w:p>
+            <w:pPr>
+              <w:widowControl/>
+              <w:spacing w:line="400" w:lineRule="exact"/>
+              <w:jc w:val="left"/>
+              <w:rPr>
+                <w:rFonts w:ascii="FangSong_GB2312" w:eastAsia="FangSong_GB2312" w:hAnsi="FangSong_GB2312" w:cs="FangSong_GB2312"/>
+                <w:color w:val="000000"/>
+                <w:kern w:val="0"/>
+                <w:sz w:val="24"/>
+              </w:rPr>
+            </w:pPr>
+            <w:r>
+              <w:rPr>
+                <w:rFonts w:ascii="FangSong_GB2312" w:eastAsia="FangSong_GB2312" w:hAnsi="FangSong_GB2312" w:cs="FangSong_GB2312" w:hint="eastAsia"/>
+                <w:color w:val="000000"/>
+                <w:kern w:val="0"/>
+                <w:sz w:val="24"/>
+              </w:rPr>
+              <w:t xml:space="preserve">教学方法项目导引、案例复盘、MVP 清单讨论与决策</w:t>
+            </w:r>
+          </w:p>
+          <w:p>
+            <w:pPr>
+              <w:widowControl/>
+              <w:spacing w:line="400" w:lineRule="exact"/>
+              <w:jc w:val="left"/>
+              <w:rPr>
+                <w:rFonts w:ascii="FangSong_GB2312" w:eastAsia="FangSong_GB2312" w:hAnsi="FangSong_GB2312" w:cs="FangSong_GB2312"/>
+                <w:color w:val="000000"/>
+                <w:kern w:val="0"/>
+                <w:sz w:val="24"/>
+              </w:rPr>
+            </w:pPr>
+            <w:r>
+              <w:rPr>
+                <w:rFonts w:ascii="FangSong_GB2312" w:eastAsia="FangSong_GB2312" w:hAnsi="FangSong_GB2312" w:cs="FangSong_GB2312" w:hint="eastAsia"/>
+                <w:color w:val="000000"/>
+                <w:kern w:val="0"/>
+                <w:sz w:val="24"/>
+              </w:rPr>
+              <w:t xml:space="preserve">时间安排约15分钟（0.4实践学时）</w:t>
+            </w:r>
+          </w:p>
+          <w:p>
+            <w:pPr>
+              <w:widowControl/>
+              <w:spacing w:line="400" w:lineRule="exact"/>
+              <w:jc w:val="left"/>
+              <w:rPr>
+                <w:rFonts w:ascii="FangSong_GB2312" w:eastAsia="FangSong_GB2312" w:hAnsi="FangSong_GB2312" w:cs="FangSong_GB2312"/>
+                <w:color w:val="000000"/>
+                <w:kern w:val="0"/>
+                <w:sz w:val="24"/>
+              </w:rPr>
+            </w:pPr>
+            <w:r>
+              <w:rPr>
+                <w:rFonts w:ascii="FangSong_GB2312" w:eastAsia="FangSong_GB2312" w:hAnsi="FangSong_GB2312" w:cs="FangSong_GB2312" w:hint="eastAsia"/>
+                <w:color w:val="000000"/>
+                <w:kern w:val="0"/>
+                <w:sz w:val="24"/>
+              </w:rPr>
+              <w:t xml:space="preserve">课堂思考</w:t>
             </w:r>
           </w:p>
         </w:tc>
@@ -2096,117 +2331,7 @@
                 <w:kern w:val="0"/>
                 <w:sz w:val="24"/>
               </w:rPr>
-              <w:t xml:space="preserve">【教学组织】知识凝练与教学反思:</w:t>
-            </w:r>
-          </w:p>
-          <w:p>
-            <w:pPr>
-              <w:widowControl/>
-              <w:spacing w:line="400" w:lineRule="exact"/>
-              <w:jc w:val="left"/>
-              <w:rPr>
-                <w:rFonts w:ascii="FangSong_GB2312" w:eastAsia="FangSong_GB2312" w:hAnsi="FangSong_GB2312" w:cs="FangSong_GB2312"/>
-                <w:color w:val="000000"/>
-                <w:kern w:val="0"/>
-                <w:sz w:val="24"/>
-              </w:rPr>
-            </w:pPr>
-            <w:r>
-              <w:rPr>
-                <w:rFonts w:ascii="FangSong_GB2312" w:eastAsia="FangSong_GB2312" w:hAnsi="FangSong_GB2312" w:cs="FangSong_GB2312" w:hint="eastAsia"/>
-                <w:color w:val="000000"/>
-                <w:kern w:val="0"/>
-                <w:sz w:val="24"/>
-              </w:rPr>
-              <w:t xml:space="preserve">1. 归纳梳理：各组 MVP 清单互评，强调做减法的纪律</w:t>
-            </w:r>
-          </w:p>
-          <w:p>
-            <w:pPr>
-              <w:widowControl/>
-              <w:spacing w:line="400" w:lineRule="exact"/>
-              <w:jc w:val="left"/>
-              <w:rPr>
-                <w:rFonts w:ascii="FangSong_GB2312" w:eastAsia="FangSong_GB2312" w:hAnsi="FangSong_GB2312" w:cs="FangSong_GB2312"/>
-                <w:color w:val="000000"/>
-                <w:kern w:val="0"/>
-                <w:sz w:val="24"/>
-              </w:rPr>
-            </w:pPr>
-            <w:r>
-              <w:rPr>
-                <w:rFonts w:ascii="FangSong_GB2312" w:eastAsia="FangSong_GB2312" w:hAnsi="FangSong_GB2312" w:cs="FangSong_GB2312" w:hint="eastAsia"/>
-                <w:color w:val="000000"/>
-                <w:kern w:val="0"/>
-                <w:sz w:val="24"/>
-              </w:rPr>
-              <w:t xml:space="preserve">2. 强化记忆：系统性总结本节课核心知识点与技能框架。</w:t>
-            </w:r>
-          </w:p>
-          <w:p>
-            <w:pPr>
-              <w:widowControl/>
-              <w:spacing w:line="400" w:lineRule="exact"/>
-              <w:jc w:val="left"/>
-              <w:rPr>
-                <w:rFonts w:ascii="FangSong_GB2312" w:eastAsia="FangSong_GB2312" w:hAnsi="FangSong_GB2312" w:cs="FangSong_GB2312"/>
-                <w:color w:val="000000"/>
-                <w:kern w:val="0"/>
-                <w:sz w:val="24"/>
-              </w:rPr>
-            </w:pPr>
-            <w:r>
-              <w:rPr>
-                <w:rFonts w:ascii="FangSong_GB2312" w:eastAsia="FangSong_GB2312" w:hAnsi="FangSong_GB2312" w:cs="FangSong_GB2312" w:hint="eastAsia"/>
-                <w:color w:val="000000"/>
-                <w:kern w:val="0"/>
-                <w:sz w:val="24"/>
-              </w:rPr>
-              <w:t xml:space="preserve">3. 布置课后延伸思考与预习任务。</w:t>
-            </w:r>
-          </w:p>
-          <w:p>
-            <w:pPr>
-              <w:widowControl/>
-              <w:spacing w:line="400" w:lineRule="exact"/>
-              <w:jc w:val="left"/>
-              <w:rPr>
-                <w:rFonts w:ascii="FangSong_GB2312" w:eastAsia="FangSong_GB2312" w:hAnsi="FangSong_GB2312" w:cs="FangSong_GB2312"/>
-                <w:color w:val="000000"/>
-                <w:kern w:val="0"/>
-                <w:sz w:val="24"/>
-              </w:rPr>
-            </w:pPr>
-            <w:r>
-              <w:rPr>
-                <w:rFonts w:ascii="FangSong_GB2312" w:eastAsia="FangSong_GB2312" w:hAnsi="FangSong_GB2312" w:cs="FangSong_GB2312" w:hint="eastAsia"/>
-                <w:color w:val="000000"/>
-                <w:kern w:val="0"/>
-                <w:sz w:val="24"/>
-              </w:rPr>
-              <w:t xml:space="preserve">【时间安排】约10分钟（0.3实践学时）</w:t>
-            </w:r>
-          </w:p>
-          <w:p>
-            <w:pPr>
-              <w:widowControl/>
-              <w:spacing w:line="400" w:lineRule="exact"/>
-              <w:jc w:val="left"/>
-              <w:rPr>
-                <w:rFonts w:ascii="FangSong_GB2312" w:eastAsia="FangSong_GB2312" w:hAnsi="FangSong_GB2312" w:cs="FangSong_GB2312"/>
-                <w:color w:val="000000"/>
-                <w:kern w:val="0"/>
-                <w:sz w:val="24"/>
-              </w:rPr>
-            </w:pPr>
-            <w:r>
-              <w:rPr>
-                <w:rFonts w:ascii="FangSong_GB2312" w:eastAsia="FangSong_GB2312" w:hAnsi="FangSong_GB2312" w:cs="FangSong_GB2312" w:hint="eastAsia"/>
-                <w:color w:val="000000"/>
-                <w:kern w:val="0"/>
-                <w:sz w:val="24"/>
-              </w:rPr>
-              <w:t xml:space="preserve">【课程回顾与反思】</w:t>
+              <w:t xml:space="preserve"/>
             </w:r>
           </w:p>
         </w:tc>
@@ -2287,7 +2412,7 @@
                 <w:kern w:val="0"/>
                 <w:sz w:val="24"/>
               </w:rPr>
-              <w:t xml:space="preserve">基于 W03 调研成果，撰写假设声明（Proto-Persona + Value Proposition），输出 MVP 功能优先级清单（MoSCoW 法）。</w:t>
+              <w:t xml:space="preserve">完成实践项目1收官：重审调研痛点并输出业务问题陈述，提交打磨后的四大模块 Proto-Persona 卡片、通过 HPC 矩阵锁定的3条核心假设，并利用 MoSCoW 法则界定 MVP 的真假实验功能红线清单。</w:t>
             </w:r>
           </w:p>
         </w:tc>
